--- a/pr-preview/pr-411/functions-tracked-changes.docx
+++ b/pr-preview/pr-411/functions-tracked-changes.docx
@@ -16,7 +16,7 @@
       </w:pPr>
       <w:del w:id="1" w:author="PR Preview" w:date="2026-01-01T00:00:00Z">
         <w:r>
-          <w:delText xml:space="preserve">Last modified: 2026-10-19 02:15:55 (PDT)</w:delText>
+          <w:delText xml:space="preserve">Last modified: 2026-10-19 11:02:25 (PDT)</w:delText>
         </w:r>
       </w:del>
     </w:p>
@@ -26,7 +26,7 @@
       </w:pPr>
       <w:ins w:id="2" w:author="PR Preview" w:date="2026-01-01T00:00:00Z">
         <w:r>
-          <w:t xml:space="preserve">Last modified: 2026-10-19 03:11:51 (PDT)</w:t>
+          <w:t xml:space="preserve">Last modified: 2026-10-19 11:35:40 (PDT)</w:t>
         </w:r>
       </w:ins>
     </w:p>
@@ -83,7 +83,7 @@
         <w:t xml:space="preserve">page.</w:t>
       </w:r>
     </w:p>
-    <w:bookmarkStart w:id="54" w:name="functions"/>
+    <w:bookmarkStart w:id="63" w:name="functions"/>
     <w:p>
       <w:pPr>
         <w:pStyle w:val="Heading2"/>
@@ -10880,8 +10880,1281 @@
       </w:r>
     </w:p>
     <w:bookmarkEnd w:id="53"/>
+    <w:bookmarkStart w:id="54" w:name="def-closed-under"/>
+    <w:p>
+      <w:pPr>
+        <w:pStyle w:val="BodyText"/>
+      </w:pPr>
+      <w:r>
+        <w:rPr>
+          <w:b/>
+          <w:bCs/>
+        </w:rPr>
+        <w:t xml:space="preserve">Definition 20 (Closed under an operation (closure))</w:t>
+      </w:r>
+      <w:r>
+        <w:t xml:space="preserve"> </w:t>
+      </w:r>
+      <w:r>
+        <w:t xml:space="preserve">A set</w:t>
+      </w:r>
+      <w:r>
+        <w:t xml:space="preserve"> </w:t>
+      </w:r>
+      <m:oMath>
+        <m:r>
+          <m:t>A</m:t>
+        </m:r>
+      </m:oMath>
+      <w:r>
+        <w:t xml:space="preserve"> </w:t>
+      </w:r>
+      <w:r>
+        <w:t xml:space="preserve">is</w:t>
+      </w:r>
+      <w:r>
+        <w:t xml:space="preserve"> </w:t>
+      </w:r>
+      <w:r>
+        <w:rPr>
+          <w:b/>
+          <w:bCs/>
+        </w:rPr>
+        <w:t xml:space="preserve">closed under</w:t>
+      </w:r>
+      <w:r>
+        <w:t xml:space="preserve"> </w:t>
+      </w:r>
+      <w:r>
+        <w:t xml:space="preserve">[14]</w:t>
+      </w:r>
+      <w:r>
+        <w:t xml:space="preserve"> </w:t>
+      </w:r>
+      <w:r>
+        <w:t xml:space="preserve">an operation,</w:t>
+      </w:r>
+      <w:r>
+        <w:t xml:space="preserve"> </w:t>
+      </w:r>
+      <w:r>
+        <w:t xml:space="preserve">such as addition of numbers or union of sets,</w:t>
+      </w:r>
+      <w:r>
+        <w:t xml:space="preserve"> </w:t>
+      </w:r>
+      <w:r>
+        <w:t xml:space="preserve">if applying the operation to elements of</w:t>
+      </w:r>
+      <w:r>
+        <w:t xml:space="preserve"> </w:t>
+      </w:r>
+      <m:oMath>
+        <m:r>
+          <m:t>A</m:t>
+        </m:r>
+      </m:oMath>
+      <w:r>
+        <w:t xml:space="preserve"> </w:t>
+      </w:r>
+      <w:r>
+        <w:t xml:space="preserve">always gives an element of</w:t>
+      </w:r>
+      <w:r>
+        <w:t xml:space="preserve"> </w:t>
+      </w:r>
+      <m:oMath>
+        <m:r>
+          <m:t>A</m:t>
+        </m:r>
+      </m:oMath>
+      <w:r>
+        <w:t xml:space="preserve">.</w:t>
+      </w:r>
+      <w:r>
+        <w:t xml:space="preserve"> </w:t>
+      </w:r>
+      <w:r>
+        <w:t xml:space="preserve">This property is called</w:t>
+      </w:r>
+      <w:r>
+        <w:t xml:space="preserve"> </w:t>
+      </w:r>
+      <w:r>
+        <w:rPr>
+          <w:b/>
+          <w:bCs/>
+        </w:rPr>
+        <w:t xml:space="preserve">closure</w:t>
+      </w:r>
+      <w:r>
+        <w:t xml:space="preserve"> </w:t>
+      </w:r>
+      <w:r>
+        <w:t xml:space="preserve">under the operation.</w:t>
+      </w:r>
+    </w:p>
     <w:bookmarkEnd w:id="54"/>
-    <w:bookmarkStart w:id="71" w:name="countable-sets"/>
+    <w:bookmarkStart w:id="60" w:name="exm-closed-under"/>
+    <w:p>
+      <w:pPr>
+        <w:pStyle w:val="BodyText"/>
+      </w:pPr>
+      <w:r>
+        <w:rPr>
+          <w:b/>
+          <w:bCs/>
+        </w:rPr>
+        <w:t xml:space="preserve">Example 14 (Closed and not closed)</w:t>
+      </w:r>
+      <w:r>
+        <w:t xml:space="preserve"> </w:t>
+      </w:r>
+      <w:r>
+        <w:t xml:space="preserve"> </w:t>
+      </w:r>
+    </w:p>
+    <w:p>
+      <w:pPr>
+        <w:pStyle w:val="Compact"/>
+        <w:numPr>
+          <w:ilvl w:val="0"/>
+          <w:numId w:val="1011"/>
+        </w:numPr>
+      </w:pPr>
+      <w:r>
+        <w:t xml:space="preserve">The</w:t>
+      </w:r>
+      <w:r>
+        <w:t xml:space="preserve"> </w:t>
+      </w:r>
+      <w:hyperlink r:id="rId55">
+        <w:r>
+          <w:rPr>
+            <w:rStyle w:val="Hyperlink"/>
+          </w:rPr>
+          <w:t xml:space="preserve">even</w:t>
+        </w:r>
+      </w:hyperlink>
+      <w:r>
+        <w:t xml:space="preserve"> </w:t>
+      </w:r>
+      <w:r>
+        <w:t xml:space="preserve">integers are closed under addition:</w:t>
+      </w:r>
+      <w:r>
+        <w:t xml:space="preserve"> </w:t>
+      </w:r>
+      <w:r>
+        <w:t xml:space="preserve">for example,</w:t>
+      </w:r>
+      <w:r>
+        <w:t xml:space="preserve"> </w:t>
+      </w:r>
+      <m:oMath>
+        <m:r>
+          <m:t>2</m:t>
+        </m:r>
+        <m:r>
+          <m:rPr>
+            <m:sty m:val="p"/>
+          </m:rPr>
+          <m:t>+</m:t>
+        </m:r>
+        <m:r>
+          <m:t>4</m:t>
+        </m:r>
+        <m:r>
+          <m:rPr>
+            <m:sty m:val="p"/>
+          </m:rPr>
+          <m:t>=</m:t>
+        </m:r>
+        <m:r>
+          <m:t>6</m:t>
+        </m:r>
+      </m:oMath>
+      <w:r>
+        <w:t xml:space="preserve"> </w:t>
+      </w:r>
+      <w:r>
+        <w:t xml:space="preserve">is even, and</w:t>
+      </w:r>
+      <w:r>
+        <w:t xml:space="preserve"> </w:t>
+      </w:r>
+      <m:oMath>
+        <m:r>
+          <m:t>2</m:t>
+        </m:r>
+        <m:r>
+          <m:t>m</m:t>
+        </m:r>
+        <m:r>
+          <m:rPr>
+            <m:sty m:val="p"/>
+          </m:rPr>
+          <m:t>+</m:t>
+        </m:r>
+        <m:r>
+          <m:t>2</m:t>
+        </m:r>
+        <m:r>
+          <m:t>n</m:t>
+        </m:r>
+        <m:r>
+          <m:rPr>
+            <m:sty m:val="p"/>
+          </m:rPr>
+          <m:t>=</m:t>
+        </m:r>
+        <m:r>
+          <m:t>2</m:t>
+        </m:r>
+        <m:r>
+          <m:rPr>
+            <m:sty m:val="p"/>
+          </m:rPr>
+          <m:t>(</m:t>
+        </m:r>
+        <m:r>
+          <m:t>m</m:t>
+        </m:r>
+        <m:r>
+          <m:rPr>
+            <m:sty m:val="p"/>
+          </m:rPr>
+          <m:t>+</m:t>
+        </m:r>
+        <m:r>
+          <m:t>n</m:t>
+        </m:r>
+        <m:r>
+          <m:rPr>
+            <m:sty m:val="p"/>
+          </m:rPr>
+          <m:t>)</m:t>
+        </m:r>
+      </m:oMath>
+      <w:r>
+        <w:t xml:space="preserve"> </w:t>
+      </w:r>
+      <w:r>
+        <w:t xml:space="preserve">is even for all integers</w:t>
+      </w:r>
+      <w:r>
+        <w:t xml:space="preserve"> </w:t>
+      </w:r>
+      <m:oMath>
+        <m:r>
+          <m:t>m</m:t>
+        </m:r>
+      </m:oMath>
+      <w:r>
+        <w:t xml:space="preserve"> </w:t>
+      </w:r>
+      <w:r>
+        <w:t xml:space="preserve">and</w:t>
+      </w:r>
+      <w:r>
+        <w:t xml:space="preserve"> </w:t>
+      </w:r>
+      <m:oMath>
+        <m:r>
+          <m:t>n</m:t>
+        </m:r>
+      </m:oMath>
+      <w:r>
+        <w:t xml:space="preserve">.</w:t>
+      </w:r>
+    </w:p>
+    <w:p>
+      <w:pPr>
+        <w:pStyle w:val="Compact"/>
+        <w:numPr>
+          <w:ilvl w:val="0"/>
+          <w:numId w:val="1011"/>
+        </w:numPr>
+      </w:pPr>
+      <w:r>
+        <w:t xml:space="preserve">The odd integers are not closed under addition:</w:t>
+      </w:r>
+      <w:r>
+        <w:t xml:space="preserve"> </w:t>
+      </w:r>
+      <m:oMath>
+        <m:r>
+          <m:t>1</m:t>
+        </m:r>
+      </m:oMath>
+      <w:r>
+        <w:t xml:space="preserve"> </w:t>
+      </w:r>
+      <w:r>
+        <w:t xml:space="preserve">and</w:t>
+      </w:r>
+      <w:r>
+        <w:t xml:space="preserve"> </w:t>
+      </w:r>
+      <m:oMath>
+        <m:r>
+          <m:t>3</m:t>
+        </m:r>
+      </m:oMath>
+      <w:r>
+        <w:t xml:space="preserve"> </w:t>
+      </w:r>
+      <w:r>
+        <w:t xml:space="preserve">are odd, but</w:t>
+      </w:r>
+      <w:r>
+        <w:t xml:space="preserve"> </w:t>
+      </w:r>
+      <m:oMath>
+        <m:r>
+          <m:t>1</m:t>
+        </m:r>
+        <m:r>
+          <m:rPr>
+            <m:sty m:val="p"/>
+          </m:rPr>
+          <m:t>+</m:t>
+        </m:r>
+        <m:r>
+          <m:t>3</m:t>
+        </m:r>
+        <m:r>
+          <m:rPr>
+            <m:sty m:val="p"/>
+          </m:rPr>
+          <m:t>=</m:t>
+        </m:r>
+        <m:r>
+          <m:t>4</m:t>
+        </m:r>
+      </m:oMath>
+      <w:r>
+        <w:t xml:space="preserve"> </w:t>
+      </w:r>
+      <w:r>
+        <w:t xml:space="preserve">is even.</w:t>
+      </w:r>
+    </w:p>
+    <w:p>
+      <w:pPr>
+        <w:pStyle w:val="Compact"/>
+        <w:numPr>
+          <w:ilvl w:val="0"/>
+          <w:numId w:val="1011"/>
+        </w:numPr>
+      </w:pPr>
+      <w:r>
+        <w:t xml:space="preserve">The</w:t>
+      </w:r>
+      <w:r>
+        <w:t xml:space="preserve"> </w:t>
+      </w:r>
+      <w:hyperlink r:id="rId56">
+        <w:r>
+          <w:rPr>
+            <w:rStyle w:val="Hyperlink"/>
+          </w:rPr>
+          <w:t xml:space="preserve">collection</w:t>
+        </w:r>
+      </w:hyperlink>
+      <w:r>
+        <w:t xml:space="preserve"> </w:t>
+      </w:r>
+      <w:r>
+        <w:t xml:space="preserve">of all</w:t>
+      </w:r>
+      <w:r>
+        <w:t xml:space="preserve"> </w:t>
+      </w:r>
+      <w:hyperlink r:id="rId57">
+        <w:r>
+          <w:rPr>
+            <w:rStyle w:val="Hyperlink"/>
+          </w:rPr>
+          <w:t xml:space="preserve">subsets</w:t>
+        </w:r>
+      </w:hyperlink>
+      <w:r>
+        <w:t xml:space="preserve"> </w:t>
+      </w:r>
+      <w:r>
+        <w:t xml:space="preserve">of a</w:t>
+      </w:r>
+      <w:r>
+        <w:t xml:space="preserve"> </w:t>
+      </w:r>
+      <w:hyperlink r:id="rId58">
+        <w:r>
+          <w:rPr>
+            <w:rStyle w:val="Hyperlink"/>
+          </w:rPr>
+          <w:t xml:space="preserve">set</w:t>
+        </w:r>
+      </w:hyperlink>
+      <w:r>
+        <w:t xml:space="preserve"> </w:t>
+      </w:r>
+      <m:oMath>
+        <m:r>
+          <m:t>S</m:t>
+        </m:r>
+      </m:oMath>
+      <w:r>
+        <w:t xml:space="preserve"> </w:t>
+      </w:r>
+      <w:r>
+        <w:t xml:space="preserve">is closed under</w:t>
+      </w:r>
+      <w:r>
+        <w:t xml:space="preserve"> </w:t>
+      </w:r>
+      <w:hyperlink r:id="rId59">
+        <w:r>
+          <w:rPr>
+            <w:rStyle w:val="Hyperlink"/>
+          </w:rPr>
+          <w:t xml:space="preserve">union</w:t>
+        </w:r>
+      </w:hyperlink>
+      <w:r>
+        <w:t xml:space="preserve">:</w:t>
+      </w:r>
+      <w:r>
+        <w:t xml:space="preserve"> </w:t>
+      </w:r>
+      <w:r>
+        <w:t xml:space="preserve">the union of two subsets of</w:t>
+      </w:r>
+      <w:r>
+        <w:t xml:space="preserve"> </w:t>
+      </w:r>
+      <m:oMath>
+        <m:r>
+          <m:t>S</m:t>
+        </m:r>
+      </m:oMath>
+      <w:r>
+        <w:t xml:space="preserve"> </w:t>
+      </w:r>
+      <w:r>
+        <w:t xml:space="preserve">is again a</w:t>
+      </w:r>
+      <w:r>
+        <w:t xml:space="preserve"> </w:t>
+      </w:r>
+      <w:hyperlink r:id="rId57">
+        <w:r>
+          <w:rPr>
+            <w:rStyle w:val="Hyperlink"/>
+          </w:rPr>
+          <w:t xml:space="preserve">subset</w:t>
+        </w:r>
+      </w:hyperlink>
+      <w:r>
+        <w:t xml:space="preserve"> </w:t>
+      </w:r>
+      <w:r>
+        <w:t xml:space="preserve">of</w:t>
+      </w:r>
+      <w:r>
+        <w:t xml:space="preserve"> </w:t>
+      </w:r>
+      <m:oMath>
+        <m:r>
+          <m:t>S</m:t>
+        </m:r>
+      </m:oMath>
+      <w:r>
+        <w:t xml:space="preserve">.</w:t>
+      </w:r>
+    </w:p>
+    <w:bookmarkEnd w:id="60"/>
+    <w:bookmarkStart w:id="61" w:name="def-logistic-function"/>
+    <w:p>
+      <w:pPr>
+        <w:pStyle w:val="FirstParagraph"/>
+      </w:pPr>
+      <w:r>
+        <w:rPr>
+          <w:b/>
+          <w:bCs/>
+        </w:rPr>
+        <w:t xml:space="preserve">Definition 21 (Logistic function (also called the sigmoid or expit))</w:t>
+      </w:r>
+      <w:r>
+        <w:t xml:space="preserve"> </w:t>
+      </w:r>
+      <w:r>
+        <w:t xml:space="preserve">The</w:t>
+      </w:r>
+      <w:r>
+        <w:t xml:space="preserve"> </w:t>
+      </w:r>
+      <w:r>
+        <w:rPr>
+          <w:b/>
+          <w:bCs/>
+        </w:rPr>
+        <w:t xml:space="preserve">logistic function</w:t>
+      </w:r>
+      <w:r>
+        <w:t xml:space="preserve">, also called the</w:t>
+      </w:r>
+      <w:r>
+        <w:t xml:space="preserve"> </w:t>
+      </w:r>
+      <w:r>
+        <w:rPr>
+          <w:b/>
+          <w:bCs/>
+        </w:rPr>
+        <w:t xml:space="preserve">sigmoid</w:t>
+      </w:r>
+      <w:r>
+        <w:t xml:space="preserve"> </w:t>
+      </w:r>
+      <w:r>
+        <w:t xml:space="preserve">or</w:t>
+      </w:r>
+      <w:r>
+        <w:t xml:space="preserve"> </w:t>
+      </w:r>
+      <w:r>
+        <w:rPr>
+          <w:b/>
+          <w:bCs/>
+        </w:rPr>
+        <w:t xml:space="preserve">expit</w:t>
+      </w:r>
+      <w:r>
+        <w:t xml:space="preserve">, is</w:t>
+      </w:r>
+      <w:r>
+        <w:t xml:space="preserve"> </w:t>
+      </w:r>
+      <w:r>
+        <w:t xml:space="preserve">the</w:t>
+      </w:r>
+      <w:r>
+        <w:t xml:space="preserve"> </w:t>
+      </w:r>
+      <w:hyperlink w:anchor="def-function">
+        <w:r>
+          <w:rPr>
+            <w:rStyle w:val="Hyperlink"/>
+          </w:rPr>
+          <w:t xml:space="preserve">function</w:t>
+        </w:r>
+      </w:hyperlink>
+      <w:r>
+        <w:t xml:space="preserve"> </w:t>
+      </w:r>
+      <m:oMath>
+        <m:r>
+          <m:t>σ</m:t>
+        </m:r>
+        <m:r>
+          <m:rPr>
+            <m:sty m:val="p"/>
+          </m:rPr>
+          <m:t>:</m:t>
+        </m:r>
+        <m:r>
+          <m:rPr>
+            <m:scr m:val="double-struck"/>
+            <m:sty m:val="p"/>
+          </m:rPr>
+          <m:t>R</m:t>
+        </m:r>
+        <m:r>
+          <m:rPr>
+            <m:sty m:val="p"/>
+          </m:rPr>
+          <m:t>→</m:t>
+        </m:r>
+        <m:r>
+          <m:rPr>
+            <m:sty m:val="p"/>
+          </m:rPr>
+          <m:t>(</m:t>
+        </m:r>
+        <m:r>
+          <m:t>0</m:t>
+        </m:r>
+        <m:r>
+          <m:rPr>
+            <m:sty m:val="p"/>
+          </m:rPr>
+          <m:t>,</m:t>
+        </m:r>
+        <m:r>
+          <m:t>1</m:t>
+        </m:r>
+        <m:r>
+          <m:rPr>
+            <m:sty m:val="p"/>
+          </m:rPr>
+          <m:t>)</m:t>
+        </m:r>
+      </m:oMath>
+      <w:r>
+        <w:t xml:space="preserve"> </w:t>
+      </w:r>
+      <w:r>
+        <w:t xml:space="preserve">with</w:t>
+      </w:r>
+      <w:r>
+        <w:t xml:space="preserve"> </w:t>
+      </w:r>
+      <w:r>
+        <w:t xml:space="preserve">[15]</w:t>
+      </w:r>
+    </w:p>
+    <w:p>
+      <w:pPr>
+        <w:pStyle w:val="BodyText"/>
+      </w:pPr>
+      <m:oMathPara>
+        <m:oMathParaPr>
+          <m:jc m:val="center"/>
+        </m:oMathParaPr>
+        <m:oMath>
+          <m:r>
+            <m:t>σ</m:t>
+          </m:r>
+          <m:r>
+            <m:t>​</m:t>
+          </m:r>
+          <m:d>
+            <m:dPr>
+              <m:begChr m:val="("/>
+              <m:sepChr m:val=""/>
+              <m:endChr m:val=")"/>
+              <m:grow/>
+            </m:dPr>
+            <m:e>
+              <m:r>
+                <m:t>z</m:t>
+              </m:r>
+            </m:e>
+          </m:d>
+          <m:r>
+            <m:t>​</m:t>
+          </m:r>
+          <m:limUpp>
+            <m:e>
+              <m:r>
+                <m:rPr>
+                  <m:sty m:val="p"/>
+                </m:rPr>
+                <m:t>=</m:t>
+              </m:r>
+            </m:e>
+            <m:lim>
+              <m:r>
+                <m:rPr>
+                  <m:nor/>
+                  <m:sty m:val="p"/>
+                </m:rPr>
+                <m:t>def</m:t>
+              </m:r>
+            </m:lim>
+          </m:limUpp>
+          <m:f>
+            <m:fPr>
+              <m:type m:val="bar"/>
+            </m:fPr>
+            <m:num>
+              <m:r>
+                <m:t>1</m:t>
+              </m:r>
+            </m:num>
+            <m:den>
+              <m:r>
+                <m:t>1</m:t>
+              </m:r>
+              <m:r>
+                <m:rPr>
+                  <m:sty m:val="p"/>
+                </m:rPr>
+                <m:t>+</m:t>
+              </m:r>
+              <m:sSup>
+                <m:e>
+                  <m:r>
+                    <m:t>e</m:t>
+                  </m:r>
+                </m:e>
+                <m:sup>
+                  <m:r>
+                    <m:rPr>
+                      <m:sty m:val="p"/>
+                    </m:rPr>
+                    <m:t>−</m:t>
+                  </m:r>
+                  <m:r>
+                    <m:t>z</m:t>
+                  </m:r>
+                </m:sup>
+              </m:sSup>
+            </m:den>
+          </m:f>
+          <m:r>
+            <m:rPr>
+              <m:sty m:val="p"/>
+            </m:rPr>
+            <m:t>.</m:t>
+          </m:r>
+        </m:oMath>
+      </m:oMathPara>
+    </w:p>
+    <w:bookmarkEnd w:id="61"/>
+    <w:bookmarkStart w:id="62" w:name="exm-logistic-function"/>
+    <w:p>
+      <w:pPr>
+        <w:pStyle w:val="FirstParagraph"/>
+      </w:pPr>
+      <w:r>
+        <w:rPr>
+          <w:b/>
+          <w:bCs/>
+        </w:rPr>
+        <w:t xml:space="preserve">Example 15 (Values of the logistic function)</w:t>
+      </w:r>
+      <w:r>
+        <w:t xml:space="preserve"> </w:t>
+      </w:r>
+      <w:r>
+        <w:t xml:space="preserve">The</w:t>
+      </w:r>
+      <w:r>
+        <w:t xml:space="preserve"> </w:t>
+      </w:r>
+      <w:hyperlink w:anchor="def-logistic-function">
+        <w:r>
+          <w:rPr>
+            <w:rStyle w:val="Hyperlink"/>
+          </w:rPr>
+          <w:t xml:space="preserve">logistic function</w:t>
+        </w:r>
+      </w:hyperlink>
+      <w:r>
+        <w:t xml:space="preserve"> </w:t>
+      </w:r>
+      <w:r>
+        <w:t xml:space="preserve">at</w:t>
+      </w:r>
+      <w:r>
+        <w:t xml:space="preserve"> </w:t>
+      </w:r>
+      <m:oMath>
+        <m:r>
+          <m:t>z</m:t>
+        </m:r>
+        <m:r>
+          <m:rPr>
+            <m:sty m:val="p"/>
+          </m:rPr>
+          <m:t>=</m:t>
+        </m:r>
+        <m:r>
+          <m:rPr>
+            <m:sty m:val="p"/>
+          </m:rPr>
+          <m:t>−</m:t>
+        </m:r>
+        <m:r>
+          <m:t>2</m:t>
+        </m:r>
+      </m:oMath>
+      <w:r>
+        <w:t xml:space="preserve">,</w:t>
+      </w:r>
+      <w:r>
+        <w:t xml:space="preserve"> </w:t>
+      </w:r>
+      <m:oMath>
+        <m:r>
+          <m:t>z</m:t>
+        </m:r>
+        <m:r>
+          <m:rPr>
+            <m:sty m:val="p"/>
+          </m:rPr>
+          <m:t>=</m:t>
+        </m:r>
+        <m:r>
+          <m:t>0</m:t>
+        </m:r>
+      </m:oMath>
+      <w:r>
+        <w:t xml:space="preserve"> </w:t>
+      </w:r>
+      <w:r>
+        <w:t xml:space="preserve">or</w:t>
+      </w:r>
+      <w:r>
+        <w:t xml:space="preserve"> </w:t>
+      </w:r>
+      <m:oMath>
+        <m:r>
+          <m:t>z</m:t>
+        </m:r>
+        <m:r>
+          <m:rPr>
+            <m:sty m:val="p"/>
+          </m:rPr>
+          <m:t>=</m:t>
+        </m:r>
+        <m:r>
+          <m:t>2</m:t>
+        </m:r>
+      </m:oMath>
+      <w:r>
+        <w:t xml:space="preserve"> </w:t>
+      </w:r>
+      <w:r>
+        <w:t xml:space="preserve">has these</w:t>
+      </w:r>
+      <w:r>
+        <w:t xml:space="preserve"> </w:t>
+      </w:r>
+      <w:hyperlink w:anchor="def-value">
+        <w:r>
+          <w:rPr>
+            <w:rStyle w:val="Hyperlink"/>
+          </w:rPr>
+          <w:t xml:space="preserve">values</w:t>
+        </w:r>
+      </w:hyperlink>
+      <w:r>
+        <w:t xml:space="preserve">:</w:t>
+      </w:r>
+    </w:p>
+    <w:p>
+      <w:pPr>
+        <w:pStyle w:val="SourceCode"/>
+      </w:pPr>
+      <w:r>
+        <w:rPr>
+          <w:rStyle w:val="NormalTok"/>
+        </w:rPr>
+        <w:t xml:space="preserve">z </w:t>
+      </w:r>
+      <w:r>
+        <w:rPr>
+          <w:rStyle w:val="OtherTok"/>
+        </w:rPr>
+        <w:t xml:space="preserve">&lt;-</w:t>
+      </w:r>
+      <w:r>
+        <w:rPr>
+          <w:rStyle w:val="NormalTok"/>
+        </w:rPr>
+        <w:t xml:space="preserve"> </w:t>
+      </w:r>
+      <w:r>
+        <w:rPr>
+          <w:rStyle w:val="FunctionTok"/>
+        </w:rPr>
+        <w:t xml:space="preserve">c</w:t>
+      </w:r>
+      <w:r>
+        <w:rPr>
+          <w:rStyle w:val="NormalTok"/>
+        </w:rPr>
+        <w:t xml:space="preserve">(</w:t>
+      </w:r>
+      <w:r>
+        <w:rPr>
+          <w:rStyle w:val="SpecialCharTok"/>
+        </w:rPr>
+        <w:t xml:space="preserve">-</w:t>
+      </w:r>
+      <w:r>
+        <w:rPr>
+          <w:rStyle w:val="DecValTok"/>
+        </w:rPr>
+        <w:t xml:space="preserve">2</w:t>
+      </w:r>
+      <w:r>
+        <w:rPr>
+          <w:rStyle w:val="NormalTok"/>
+        </w:rPr>
+        <w:t xml:space="preserve">, </w:t>
+      </w:r>
+      <w:r>
+        <w:rPr>
+          <w:rStyle w:val="DecValTok"/>
+        </w:rPr>
+        <w:t xml:space="preserve">0</w:t>
+      </w:r>
+      <w:r>
+        <w:rPr>
+          <w:rStyle w:val="NormalTok"/>
+        </w:rPr>
+        <w:t xml:space="preserve">, </w:t>
+      </w:r>
+      <w:r>
+        <w:rPr>
+          <w:rStyle w:val="DecValTok"/>
+        </w:rPr>
+        <w:t xml:space="preserve">2</w:t>
+      </w:r>
+      <w:r>
+        <w:rPr>
+          <w:rStyle w:val="NormalTok"/>
+        </w:rPr>
+        <w:t xml:space="preserve">)</w:t>
+      </w:r>
+      <w:r>
+        <w:br/>
+      </w:r>
+      <w:r>
+        <w:rPr>
+          <w:rStyle w:val="FunctionTok"/>
+        </w:rPr>
+        <w:t xml:space="preserve">data.frame</w:t>
+      </w:r>
+      <w:r>
+        <w:rPr>
+          <w:rStyle w:val="NormalTok"/>
+        </w:rPr>
+        <w:t xml:space="preserve">(</w:t>
+      </w:r>
+      <w:r>
+        <w:rPr>
+          <w:rStyle w:val="AttributeTok"/>
+        </w:rPr>
+        <w:t xml:space="preserve">z =</w:t>
+      </w:r>
+      <w:r>
+        <w:rPr>
+          <w:rStyle w:val="NormalTok"/>
+        </w:rPr>
+        <w:t xml:space="preserve"> z, </w:t>
+      </w:r>
+      <w:r>
+        <w:rPr>
+          <w:rStyle w:val="AttributeTok"/>
+        </w:rPr>
+        <w:t xml:space="preserve">sigmoid =</w:t>
+      </w:r>
+      <w:r>
+        <w:rPr>
+          <w:rStyle w:val="NormalTok"/>
+        </w:rPr>
+        <w:t xml:space="preserve"> </w:t>
+      </w:r>
+      <w:r>
+        <w:rPr>
+          <w:rStyle w:val="DecValTok"/>
+        </w:rPr>
+        <w:t xml:space="preserve">1</w:t>
+      </w:r>
+      <w:r>
+        <w:rPr>
+          <w:rStyle w:val="NormalTok"/>
+        </w:rPr>
+        <w:t xml:space="preserve"> </w:t>
+      </w:r>
+      <w:r>
+        <w:rPr>
+          <w:rStyle w:val="SpecialCharTok"/>
+        </w:rPr>
+        <w:t xml:space="preserve">/</w:t>
+      </w:r>
+      <w:r>
+        <w:rPr>
+          <w:rStyle w:val="NormalTok"/>
+        </w:rPr>
+        <w:t xml:space="preserve"> (</w:t>
+      </w:r>
+      <w:r>
+        <w:rPr>
+          <w:rStyle w:val="DecValTok"/>
+        </w:rPr>
+        <w:t xml:space="preserve">1</w:t>
+      </w:r>
+      <w:r>
+        <w:rPr>
+          <w:rStyle w:val="NormalTok"/>
+        </w:rPr>
+        <w:t xml:space="preserve"> </w:t>
+      </w:r>
+      <w:r>
+        <w:rPr>
+          <w:rStyle w:val="SpecialCharTok"/>
+        </w:rPr>
+        <w:t xml:space="preserve">+</w:t>
+      </w:r>
+      <w:r>
+        <w:rPr>
+          <w:rStyle w:val="NormalTok"/>
+        </w:rPr>
+        <w:t xml:space="preserve"> </w:t>
+      </w:r>
+      <w:r>
+        <w:rPr>
+          <w:rStyle w:val="FunctionTok"/>
+        </w:rPr>
+        <w:t xml:space="preserve">exp</w:t>
+      </w:r>
+      <w:r>
+        <w:rPr>
+          <w:rStyle w:val="NormalTok"/>
+        </w:rPr>
+        <w:t xml:space="preserve">(</w:t>
+      </w:r>
+      <w:r>
+        <w:rPr>
+          <w:rStyle w:val="SpecialCharTok"/>
+        </w:rPr>
+        <w:t xml:space="preserve">-</w:t>
+      </w:r>
+      <w:r>
+        <w:rPr>
+          <w:rStyle w:val="NormalTok"/>
+        </w:rPr>
+        <w:t xml:space="preserve">z)))</w:t>
+      </w:r>
+      <w:r>
+        <w:br/>
+      </w:r>
+      <w:r>
+        <w:rPr>
+          <w:rStyle w:val="CommentTok"/>
+        </w:rPr>
+        <w:t xml:space="preserve">#&gt; # A tibble: 3 × 2</w:t>
+      </w:r>
+      <w:r>
+        <w:br/>
+      </w:r>
+      <w:r>
+        <w:rPr>
+          <w:rStyle w:val="CommentTok"/>
+        </w:rPr>
+        <w:t xml:space="preserve">#&gt;       z sigmoid</w:t>
+      </w:r>
+      <w:r>
+        <w:br/>
+      </w:r>
+      <w:r>
+        <w:rPr>
+          <w:rStyle w:val="CommentTok"/>
+        </w:rPr>
+        <w:t xml:space="preserve">#&gt;   &lt;dbl&gt;   &lt;dbl&gt;</w:t>
+      </w:r>
+      <w:r>
+        <w:br/>
+      </w:r>
+      <w:r>
+        <w:rPr>
+          <w:rStyle w:val="CommentTok"/>
+        </w:rPr>
+        <w:t xml:space="preserve">#&gt; 1    -2   0.119</w:t>
+      </w:r>
+      <w:r>
+        <w:br/>
+      </w:r>
+      <w:r>
+        <w:rPr>
+          <w:rStyle w:val="CommentTok"/>
+        </w:rPr>
+        <w:t xml:space="preserve">#&gt; 2     0   0.5  </w:t>
+      </w:r>
+      <w:r>
+        <w:br/>
+      </w:r>
+      <w:r>
+        <w:rPr>
+          <w:rStyle w:val="CommentTok"/>
+        </w:rPr>
+        <w:t xml:space="preserve">#&gt; 3     2   0.881</w:t>
+      </w:r>
+    </w:p>
+    <w:p>
+      <w:pPr>
+        <w:pStyle w:val="FirstParagraph"/>
+      </w:pPr>
+      <w:r>
+        <w:t xml:space="preserve">The</w:t>
+      </w:r>
+      <w:r>
+        <w:t xml:space="preserve"> </w:t>
+      </w:r>
+      <w:hyperlink w:anchor="def-value">
+        <w:r>
+          <w:rPr>
+            <w:rStyle w:val="Hyperlink"/>
+          </w:rPr>
+          <w:t xml:space="preserve">value</w:t>
+        </w:r>
+      </w:hyperlink>
+      <w:r>
+        <w:t xml:space="preserve"> </w:t>
+      </w:r>
+      <w:r>
+        <w:t xml:space="preserve">at</w:t>
+      </w:r>
+      <w:r>
+        <w:t xml:space="preserve"> </w:t>
+      </w:r>
+      <m:oMath>
+        <m:r>
+          <m:t>z</m:t>
+        </m:r>
+        <m:r>
+          <m:rPr>
+            <m:sty m:val="p"/>
+          </m:rPr>
+          <m:t>=</m:t>
+        </m:r>
+        <m:r>
+          <m:t>0</m:t>
+        </m:r>
+      </m:oMath>
+      <w:r>
+        <w:t xml:space="preserve"> </w:t>
+      </w:r>
+      <w:r>
+        <w:t xml:space="preserve">is</w:t>
+      </w:r>
+      <w:r>
+        <w:t xml:space="preserve"> </w:t>
+      </w:r>
+      <m:oMath>
+        <m:r>
+          <m:t>1</m:t>
+        </m:r>
+        <m:r>
+          <m:rPr>
+            <m:sty m:val="p"/>
+          </m:rPr>
+          <m:t>/</m:t>
+        </m:r>
+        <m:r>
+          <m:rPr>
+            <m:sty m:val="p"/>
+          </m:rPr>
+          <m:t>(</m:t>
+        </m:r>
+        <m:r>
+          <m:t>1</m:t>
+        </m:r>
+        <m:r>
+          <m:rPr>
+            <m:sty m:val="p"/>
+          </m:rPr>
+          <m:t>+</m:t>
+        </m:r>
+        <m:sSup>
+          <m:e>
+            <m:r>
+              <m:t>e</m:t>
+            </m:r>
+          </m:e>
+          <m:sup>
+            <m:r>
+              <m:t>0</m:t>
+            </m:r>
+          </m:sup>
+        </m:sSup>
+        <m:r>
+          <m:rPr>
+            <m:sty m:val="p"/>
+          </m:rPr>
+          <m:t>)</m:t>
+        </m:r>
+        <m:r>
+          <m:rPr>
+            <m:sty m:val="p"/>
+          </m:rPr>
+          <m:t>=</m:t>
+        </m:r>
+        <m:r>
+          <m:t>1</m:t>
+        </m:r>
+        <m:r>
+          <m:rPr>
+            <m:sty m:val="p"/>
+          </m:rPr>
+          <m:t>/</m:t>
+        </m:r>
+        <m:r>
+          <m:t>2</m:t>
+        </m:r>
+      </m:oMath>
+      <w:r>
+        <w:t xml:space="preserve">.</w:t>
+      </w:r>
+      <w:r>
+        <w:t xml:space="preserve"> </w:t>
+      </w:r>
+      <w:r>
+        <w:t xml:space="preserve">The values at</w:t>
+      </w:r>
+      <w:r>
+        <w:t xml:space="preserve"> </w:t>
+      </w:r>
+      <m:oMath>
+        <m:r>
+          <m:rPr>
+            <m:sty m:val="p"/>
+          </m:rPr>
+          <m:t>±</m:t>
+        </m:r>
+        <m:r>
+          <m:t>2</m:t>
+        </m:r>
+      </m:oMath>
+      <w:r>
+        <w:t xml:space="preserve"> </w:t>
+      </w:r>
+      <w:r>
+        <w:t xml:space="preserve">add to 1; each lies in</w:t>
+      </w:r>
+      <w:r>
+        <w:t xml:space="preserve"> </w:t>
+      </w:r>
+      <m:oMath>
+        <m:r>
+          <m:rPr>
+            <m:sty m:val="p"/>
+          </m:rPr>
+          <m:t>(</m:t>
+        </m:r>
+        <m:r>
+          <m:t>0</m:t>
+        </m:r>
+        <m:r>
+          <m:rPr>
+            <m:sty m:val="p"/>
+          </m:rPr>
+          <m:t>,</m:t>
+        </m:r>
+        <m:r>
+          <m:t>1</m:t>
+        </m:r>
+        <m:r>
+          <m:rPr>
+            <m:sty m:val="p"/>
+          </m:rPr>
+          <m:t>)</m:t>
+        </m:r>
+      </m:oMath>
+      <w:r>
+        <w:t xml:space="preserve">.</w:t>
+      </w:r>
+    </w:p>
+    <w:bookmarkEnd w:id="62"/>
+    <w:bookmarkEnd w:id="63"/>
+    <w:bookmarkStart w:id="80" w:name="countable-sets"/>
     <w:p>
       <w:pPr>
         <w:pStyle w:val="Heading2"/>
@@ -10890,7 +12163,7 @@
         <w:t xml:space="preserve">2 Countable sets</w:t>
       </w:r>
     </w:p>
-    <w:bookmarkStart w:id="55" w:name="def-finite-set"/>
+    <w:bookmarkStart w:id="64" w:name="def-finite-set"/>
     <w:p>
       <w:pPr>
         <w:pStyle w:val="FirstParagraph"/>
@@ -10900,7 +12173,7 @@
           <w:b/>
           <w:bCs/>
         </w:rPr>
-        <w:t xml:space="preserve">Definition 20 (Finite set)</w:t>
+        <w:t xml:space="preserve">Definition 22 (Finite set)</w:t>
       </w:r>
       <w:r>
         <w:t xml:space="preserve"> </w:t>
@@ -10936,7 +12209,7 @@
         <w:t xml:space="preserve"> </w:t>
       </w:r>
       <w:r>
-        <w:t xml:space="preserve">[14]</w:t>
+        <w:t xml:space="preserve">[16]</w:t>
       </w:r>
       <w:r>
         <w:t xml:space="preserve"> </w:t>
@@ -11046,8 +12319,8 @@
         <w:t xml:space="preserve">appears exactly once.</w:t>
       </w:r>
     </w:p>
-    <w:bookmarkEnd w:id="55"/>
-    <w:bookmarkStart w:id="56" w:name="def-cardinality"/>
+    <w:bookmarkEnd w:id="64"/>
+    <w:bookmarkStart w:id="65" w:name="def-cardinality"/>
     <w:p>
       <w:pPr>
         <w:pStyle w:val="BodyText"/>
@@ -11057,7 +12330,7 @@
           <w:b/>
           <w:bCs/>
         </w:rPr>
-        <w:t xml:space="preserve">Definition 21 (Cardinality)</w:t>
+        <w:t xml:space="preserve">Definition 23 (Cardinality)</w:t>
       </w:r>
       <w:r>
         <w:t xml:space="preserve"> </w:t>
@@ -11084,7 +12357,7 @@
           <w:rPr>
             <w:rStyle w:val="Hyperlink"/>
           </w:rPr>
-          <w:t xml:space="preserve">Definition 20</w:t>
+          <w:t xml:space="preserve">Definition 22</w:t>
         </w:r>
       </w:hyperlink>
       <w:r>
@@ -11124,7 +12397,7 @@
         <w:t xml:space="preserve"> </w:t>
       </w:r>
       <w:r>
-        <w:t xml:space="preserve">[15]</w:t>
+        <w:t xml:space="preserve">[17]</w:t>
       </w:r>
       <w:r>
         <w:t xml:space="preserve"> </w:t>
@@ -11222,8 +12495,8 @@
         <w:t xml:space="preserve">.</w:t>
       </w:r>
     </w:p>
-    <w:bookmarkEnd w:id="56"/>
-    <w:bookmarkStart w:id="59" w:name="rem-cardinality-bars"/>
+    <w:bookmarkEnd w:id="65"/>
+    <w:bookmarkStart w:id="68" w:name="rem-cardinality-bars"/>
     <w:p>
       <w:pPr>
         <w:pStyle w:val="BodyText"/>
@@ -11351,7 +12624,7 @@
       <w:r>
         <w:t xml:space="preserve"> </w:t>
       </w:r>
-      <w:hyperlink r:id="rId57">
+      <w:hyperlink r:id="rId66">
         <w:r>
           <w:rPr>
             <w:rStyle w:val="Hyperlink"/>
@@ -11371,7 +12644,7 @@
       <w:r>
         <w:t xml:space="preserve"> </w:t>
       </w:r>
-      <w:hyperlink r:id="rId58">
+      <w:hyperlink r:id="rId67">
         <w:r>
           <w:rPr>
             <w:rStyle w:val="Hyperlink"/>
@@ -11506,8 +12779,8 @@
         <w:t xml:space="preserve">.</w:t>
       </w:r>
     </w:p>
-    <w:bookmarkEnd w:id="59"/>
-    <w:bookmarkStart w:id="60" w:name="exm-finite-set"/>
+    <w:bookmarkEnd w:id="68"/>
+    <w:bookmarkStart w:id="69" w:name="exm-finite-set"/>
     <w:p>
       <w:pPr>
         <w:pStyle w:val="BodyText"/>
@@ -11517,7 +12790,7 @@
           <w:b/>
           <w:bCs/>
         </w:rPr>
-        <w:t xml:space="preserve">Example 14 (Finite and infinite sets)</w:t>
+        <w:t xml:space="preserve">Example 16 (Finite and infinite sets)</w:t>
       </w:r>
       <w:r>
         <w:t xml:space="preserve"> </w:t>
@@ -11531,7 +12804,7 @@
         <w:pStyle w:val="Compact"/>
         <w:numPr>
           <w:ilvl w:val="0"/>
-          <w:numId w:val="1011"/>
+          <w:numId w:val="1012"/>
         </w:numPr>
       </w:pPr>
       <m:oMath>
@@ -11655,7 +12928,7 @@
         <w:pStyle w:val="Compact"/>
         <w:numPr>
           <w:ilvl w:val="0"/>
-          <w:numId w:val="1011"/>
+          <w:numId w:val="1012"/>
         </w:numPr>
       </w:pPr>
       <m:oMath>
@@ -11816,7 +13089,7 @@
         <w:pStyle w:val="Compact"/>
         <w:numPr>
           <w:ilvl w:val="0"/>
-          <w:numId w:val="1011"/>
+          <w:numId w:val="1012"/>
         </w:numPr>
       </w:pPr>
       <m:oMath>
@@ -11871,496 +13144,6 @@
       </m:oMath>
       <w:r>
         <w:t xml:space="preserve">.</w:t>
-      </w:r>
-    </w:p>
-    <w:p>
-      <w:pPr>
-        <w:pStyle w:val="Compact"/>
-        <w:numPr>
-          <w:ilvl w:val="0"/>
-          <w:numId w:val="1011"/>
-        </w:numPr>
-      </w:pPr>
-      <w:r>
-        <w:t xml:space="preserve">The natural numbers</w:t>
-      </w:r>
-      <w:r>
-        <w:t xml:space="preserve"> </w:t>
-      </w:r>
-      <m:oMath>
-        <m:r>
-          <m:rPr>
-            <m:scr m:val="double-struck"/>
-            <m:sty m:val="p"/>
-          </m:rPr>
-          <m:t>N</m:t>
-        </m:r>
-        <m:r>
-          <m:rPr>
-            <m:sty m:val="p"/>
-          </m:rPr>
-          <m:t>=</m:t>
-        </m:r>
-        <m:r>
-          <m:t>​</m:t>
-        </m:r>
-        <m:d>
-          <m:dPr>
-            <m:begChr m:val="{"/>
-            <m:sepChr m:val=""/>
-            <m:endChr m:val="}"/>
-            <m:grow/>
-          </m:dPr>
-          <m:e>
-            <m:r>
-              <m:t>1</m:t>
-            </m:r>
-            <m:r>
-              <m:rPr>
-                <m:sty m:val="p"/>
-              </m:rPr>
-              <m:t>,</m:t>
-            </m:r>
-            <m:r>
-              <m:t>2</m:t>
-            </m:r>
-            <m:r>
-              <m:rPr>
-                <m:sty m:val="p"/>
-              </m:rPr>
-              <m:t>,</m:t>
-            </m:r>
-            <m:r>
-              <m:t>3</m:t>
-            </m:r>
-            <m:r>
-              <m:rPr>
-                <m:sty m:val="p"/>
-              </m:rPr>
-              <m:t>,</m:t>
-            </m:r>
-            <m:r>
-              <m:rPr>
-                <m:sty m:val="p"/>
-              </m:rPr>
-              <m:t>…</m:t>
-            </m:r>
-          </m:e>
-        </m:d>
-        <m:r>
-          <m:t>​</m:t>
-        </m:r>
-      </m:oMath>
-      <w:r>
-        <w:t xml:space="preserve"> </w:t>
-      </w:r>
-      <w:r>
-        <w:t xml:space="preserve">are infinite:</w:t>
-      </w:r>
-      <w:r>
-        <w:t xml:space="preserve"> </w:t>
-      </w:r>
-      <w:r>
-        <w:t xml:space="preserve">for any</w:t>
-      </w:r>
-      <w:r>
-        <w:t xml:space="preserve"> </w:t>
-      </w:r>
-      <m:oMath>
-        <m:r>
-          <m:t>n</m:t>
-        </m:r>
-      </m:oMath>
-      <w:r>
-        <w:t xml:space="preserve">, a list</w:t>
-      </w:r>
-      <w:r>
-        <w:t xml:space="preserve"> </w:t>
-      </w:r>
-      <m:oMath>
-        <m:sSub>
-          <m:e>
-            <m:r>
-              <m:t>a</m:t>
-            </m:r>
-          </m:e>
-          <m:sub>
-            <m:r>
-              <m:t>1</m:t>
-            </m:r>
-          </m:sub>
-        </m:sSub>
-        <m:r>
-          <m:rPr>
-            <m:sty m:val="p"/>
-          </m:rPr>
-          <m:t>,</m:t>
-        </m:r>
-        <m:r>
-          <m:rPr>
-            <m:sty m:val="p"/>
-          </m:rPr>
-          <m:t>…</m:t>
-        </m:r>
-        <m:r>
-          <m:rPr>
-            <m:sty m:val="p"/>
-          </m:rPr>
-          <m:t>,</m:t>
-        </m:r>
-        <m:sSub>
-          <m:e>
-            <m:r>
-              <m:t>a</m:t>
-            </m:r>
-          </m:e>
-          <m:sub>
-            <m:r>
-              <m:t>n</m:t>
-            </m:r>
-          </m:sub>
-        </m:sSub>
-      </m:oMath>
-      <w:r>
-        <w:t xml:space="preserve"> </w:t>
-      </w:r>
-      <w:r>
-        <w:t xml:space="preserve">of natural numbers</w:t>
-      </w:r>
-      <w:r>
-        <w:t xml:space="preserve"> </w:t>
-      </w:r>
-      <w:r>
-        <w:t xml:space="preserve">misses the natural number</w:t>
-      </w:r>
-      <w:r>
-        <w:t xml:space="preserve"> </w:t>
-      </w:r>
-      <m:oMath>
-        <m:sSub>
-          <m:e>
-            <m:r>
-              <m:t>a</m:t>
-            </m:r>
-          </m:e>
-          <m:sub>
-            <m:r>
-              <m:t>1</m:t>
-            </m:r>
-          </m:sub>
-        </m:sSub>
-        <m:r>
-          <m:rPr>
-            <m:sty m:val="p"/>
-          </m:rPr>
-          <m:t>+</m:t>
-        </m:r>
-        <m:r>
-          <m:rPr>
-            <m:sty m:val="p"/>
-          </m:rPr>
-          <m:t>⋯</m:t>
-        </m:r>
-        <m:r>
-          <m:rPr>
-            <m:sty m:val="p"/>
-          </m:rPr>
-          <m:t>+</m:t>
-        </m:r>
-        <m:sSub>
-          <m:e>
-            <m:r>
-              <m:t>a</m:t>
-            </m:r>
-          </m:e>
-          <m:sub>
-            <m:r>
-              <m:t>n</m:t>
-            </m:r>
-          </m:sub>
-        </m:sSub>
-        <m:r>
-          <m:rPr>
-            <m:sty m:val="p"/>
-          </m:rPr>
-          <m:t>+</m:t>
-        </m:r>
-        <m:r>
-          <m:t>1</m:t>
-        </m:r>
-      </m:oMath>
-      <w:r>
-        <w:t xml:space="preserve">,</w:t>
-      </w:r>
-      <w:r>
-        <w:t xml:space="preserve"> </w:t>
-      </w:r>
-      <w:r>
-        <w:t xml:space="preserve">which is larger than every number in the list.</w:t>
-      </w:r>
-    </w:p>
-    <w:bookmarkEnd w:id="60"/>
-    <w:bookmarkStart w:id="61" w:name="def-infinite-set"/>
-    <w:p>
-      <w:pPr>
-        <w:pStyle w:val="FirstParagraph"/>
-      </w:pPr>
-      <w:r>
-        <w:rPr>
-          <w:b/>
-          <w:bCs/>
-        </w:rPr>
-        <w:t xml:space="preserve">Definition 22 (Infinite set)</w:t>
-      </w:r>
-      <w:r>
-        <w:t xml:space="preserve"> </w:t>
-      </w:r>
-      <w:r>
-        <w:t xml:space="preserve">A set that is not finite (</w:t>
-      </w:r>
-      <w:hyperlink w:anchor="def-finite-set">
-        <w:r>
-          <w:rPr>
-            <w:rStyle w:val="Hyperlink"/>
-          </w:rPr>
-          <w:t xml:space="preserve">Definition 20</w:t>
-        </w:r>
-      </w:hyperlink>
-      <w:r>
-        <w:t xml:space="preserve">) is</w:t>
-      </w:r>
-      <w:r>
-        <w:t xml:space="preserve"> </w:t>
-      </w:r>
-      <w:r>
-        <w:rPr>
-          <w:b/>
-          <w:bCs/>
-        </w:rPr>
-        <w:t xml:space="preserve">infinite</w:t>
-      </w:r>
-      <w:r>
-        <w:t xml:space="preserve"> </w:t>
-      </w:r>
-      <w:r>
-        <w:t xml:space="preserve">[16]</w:t>
-      </w:r>
-      <w:r>
-        <w:t xml:space="preserve">.</w:t>
-      </w:r>
-    </w:p>
-    <w:bookmarkEnd w:id="61"/>
-    <w:bookmarkStart w:id="62" w:name="def-countable-set"/>
-    <w:p>
-      <w:pPr>
-        <w:pStyle w:val="BodyText"/>
-      </w:pPr>
-      <w:r>
-        <w:rPr>
-          <w:b/>
-          <w:bCs/>
-        </w:rPr>
-        <w:t xml:space="preserve">Definition 23 (Countable set)</w:t>
-      </w:r>
-      <w:r>
-        <w:t xml:space="preserve"> </w:t>
-      </w:r>
-      <w:r>
-        <w:t xml:space="preserve">A set is</w:t>
-      </w:r>
-      <w:r>
-        <w:t xml:space="preserve"> </w:t>
-      </w:r>
-      <w:r>
-        <w:rPr>
-          <w:b/>
-          <w:bCs/>
-        </w:rPr>
-        <w:t xml:space="preserve">countable</w:t>
-      </w:r>
-      <w:r>
-        <w:t xml:space="preserve"> </w:t>
-      </w:r>
-      <w:r>
-        <w:t xml:space="preserve">[17]</w:t>
-      </w:r>
-      <w:r>
-        <w:t xml:space="preserve"> </w:t>
-      </w:r>
-      <w:r>
-        <w:t xml:space="preserve">if it is finite (</w:t>
-      </w:r>
-      <w:hyperlink w:anchor="def-finite-set">
-        <w:r>
-          <w:rPr>
-            <w:rStyle w:val="Hyperlink"/>
-          </w:rPr>
-          <w:t xml:space="preserve">Definition 20</w:t>
-        </w:r>
-      </w:hyperlink>
-      <w:r>
-        <w:t xml:space="preserve">),</w:t>
-      </w:r>
-      <w:r>
-        <w:t xml:space="preserve"> </w:t>
-      </w:r>
-      <w:r>
-        <w:t xml:space="preserve">or if its elements can be listed as a sequence (</w:t>
-      </w:r>
-      <w:hyperlink w:anchor="def-sequence">
-        <w:r>
-          <w:rPr>
-            <w:rStyle w:val="Hyperlink"/>
-          </w:rPr>
-          <w:t xml:space="preserve">Definition 17</w:t>
-        </w:r>
-      </w:hyperlink>
-      <w:r>
-        <w:t xml:space="preserve">)</w:t>
-      </w:r>
-      <w:r>
-        <w:t xml:space="preserve"> </w:t>
-      </w:r>
-      <m:oMath>
-        <m:sSub>
-          <m:e>
-            <m:r>
-              <m:t>a</m:t>
-            </m:r>
-          </m:e>
-          <m:sub>
-            <m:r>
-              <m:t>1</m:t>
-            </m:r>
-          </m:sub>
-        </m:sSub>
-        <m:r>
-          <m:rPr>
-            <m:sty m:val="p"/>
-          </m:rPr>
-          <m:t>,</m:t>
-        </m:r>
-        <m:sSub>
-          <m:e>
-            <m:r>
-              <m:t>a</m:t>
-            </m:r>
-          </m:e>
-          <m:sub>
-            <m:r>
-              <m:t>2</m:t>
-            </m:r>
-          </m:sub>
-        </m:sSub>
-        <m:r>
-          <m:rPr>
-            <m:sty m:val="p"/>
-          </m:rPr>
-          <m:t>,</m:t>
-        </m:r>
-        <m:sSub>
-          <m:e>
-            <m:r>
-              <m:t>a</m:t>
-            </m:r>
-          </m:e>
-          <m:sub>
-            <m:r>
-              <m:t>3</m:t>
-            </m:r>
-          </m:sub>
-        </m:sSub>
-        <m:r>
-          <m:rPr>
-            <m:sty m:val="p"/>
-          </m:rPr>
-          <m:t>,</m:t>
-        </m:r>
-        <m:r>
-          <m:rPr>
-            <m:sty m:val="p"/>
-          </m:rPr>
-          <m:t>…</m:t>
-        </m:r>
-      </m:oMath>
-      <w:r>
-        <w:t xml:space="preserve"> </w:t>
-      </w:r>
-      <w:r>
-        <w:t xml:space="preserve">in which every element appears.</w:t>
-      </w:r>
-    </w:p>
-    <w:bookmarkEnd w:id="62"/>
-    <w:bookmarkStart w:id="63" w:name="def-countably-infinite"/>
-    <w:p>
-      <w:pPr>
-        <w:pStyle w:val="BodyText"/>
-      </w:pPr>
-      <w:r>
-        <w:rPr>
-          <w:b/>
-          <w:bCs/>
-        </w:rPr>
-        <w:t xml:space="preserve">Definition 24 (Countably infinite set)</w:t>
-      </w:r>
-      <w:r>
-        <w:t xml:space="preserve"> </w:t>
-      </w:r>
-      <w:r>
-        <w:t xml:space="preserve">A set is</w:t>
-      </w:r>
-      <w:r>
-        <w:t xml:space="preserve"> </w:t>
-      </w:r>
-      <w:r>
-        <w:rPr>
-          <w:b/>
-          <w:bCs/>
-        </w:rPr>
-        <w:t xml:space="preserve">countably infinite</w:t>
-      </w:r>
-      <w:r>
-        <w:t xml:space="preserve"> </w:t>
-      </w:r>
-      <w:r>
-        <w:t xml:space="preserve">if it is</w:t>
-      </w:r>
-      <w:r>
-        <w:t xml:space="preserve"> </w:t>
-      </w:r>
-      <w:hyperlink w:anchor="def-countable-set">
-        <w:r>
-          <w:rPr>
-            <w:rStyle w:val="Hyperlink"/>
-          </w:rPr>
-          <w:t xml:space="preserve">countable</w:t>
-        </w:r>
-      </w:hyperlink>
-      <w:r>
-        <w:t xml:space="preserve"> </w:t>
-      </w:r>
-      <w:r>
-        <w:t xml:space="preserve">and not finite.</w:t>
-      </w:r>
-    </w:p>
-    <w:bookmarkEnd w:id="63"/>
-    <w:bookmarkStart w:id="66" w:name="exm-countable-set"/>
-    <w:p>
-      <w:pPr>
-        <w:pStyle w:val="BodyText"/>
-      </w:pPr>
-      <w:r>
-        <w:rPr>
-          <w:b/>
-          <w:bCs/>
-        </w:rPr>
-        <w:t xml:space="preserve">Example 15 (Countable and uncountable sets)</w:t>
-      </w:r>
-      <w:r>
-        <w:t xml:space="preserve"> </w:t>
-      </w:r>
-      <w:r>
-        <w:t xml:space="preserve"> </w:t>
       </w:r>
     </w:p>
     <w:p>
@@ -12371,7 +13154,26 @@
           <w:numId w:val="1012"/>
         </w:numPr>
       </w:pPr>
-      <m:oMath>
+      <w:r>
+        <w:t xml:space="preserve">The natural numbers</w:t>
+      </w:r>
+      <w:r>
+        <w:t xml:space="preserve"> </w:t>
+      </w:r>
+      <m:oMath>
+        <m:r>
+          <m:rPr>
+            <m:scr m:val="double-struck"/>
+            <m:sty m:val="p"/>
+          </m:rPr>
+          <m:t>N</m:t>
+        </m:r>
+        <m:r>
+          <m:rPr>
+            <m:sty m:val="p"/>
+          </m:rPr>
+          <m:t>=</m:t>
+        </m:r>
         <m:r>
           <m:t>​</m:t>
         </m:r>
@@ -12411,25 +13213,10 @@
               <m:t>,</m:t>
             </m:r>
             <m:r>
-              <m:t>4</m:t>
-            </m:r>
-            <m:r>
               <m:rPr>
                 <m:sty m:val="p"/>
               </m:rPr>
-              <m:t>,</m:t>
-            </m:r>
-            <m:r>
-              <m:t>5</m:t>
-            </m:r>
-            <m:r>
-              <m:rPr>
-                <m:sty m:val="p"/>
-              </m:rPr>
-              <m:t>,</m:t>
-            </m:r>
-            <m:r>
-              <m:t>6</m:t>
+              <m:t>…</m:t>
             </m:r>
           </m:e>
         </m:d>
@@ -12441,7 +13228,412 @@
         <w:t xml:space="preserve"> </w:t>
       </w:r>
       <w:r>
-        <w:t xml:space="preserve">is countable, because it is finite.</w:t>
+        <w:t xml:space="preserve">are infinite:</w:t>
+      </w:r>
+      <w:r>
+        <w:t xml:space="preserve"> </w:t>
+      </w:r>
+      <w:r>
+        <w:t xml:space="preserve">for any</w:t>
+      </w:r>
+      <w:r>
+        <w:t xml:space="preserve"> </w:t>
+      </w:r>
+      <m:oMath>
+        <m:r>
+          <m:t>n</m:t>
+        </m:r>
+      </m:oMath>
+      <w:r>
+        <w:t xml:space="preserve">, a list</w:t>
+      </w:r>
+      <w:r>
+        <w:t xml:space="preserve"> </w:t>
+      </w:r>
+      <m:oMath>
+        <m:sSub>
+          <m:e>
+            <m:r>
+              <m:t>a</m:t>
+            </m:r>
+          </m:e>
+          <m:sub>
+            <m:r>
+              <m:t>1</m:t>
+            </m:r>
+          </m:sub>
+        </m:sSub>
+        <m:r>
+          <m:rPr>
+            <m:sty m:val="p"/>
+          </m:rPr>
+          <m:t>,</m:t>
+        </m:r>
+        <m:r>
+          <m:rPr>
+            <m:sty m:val="p"/>
+          </m:rPr>
+          <m:t>…</m:t>
+        </m:r>
+        <m:r>
+          <m:rPr>
+            <m:sty m:val="p"/>
+          </m:rPr>
+          <m:t>,</m:t>
+        </m:r>
+        <m:sSub>
+          <m:e>
+            <m:r>
+              <m:t>a</m:t>
+            </m:r>
+          </m:e>
+          <m:sub>
+            <m:r>
+              <m:t>n</m:t>
+            </m:r>
+          </m:sub>
+        </m:sSub>
+      </m:oMath>
+      <w:r>
+        <w:t xml:space="preserve"> </w:t>
+      </w:r>
+      <w:r>
+        <w:t xml:space="preserve">of natural numbers</w:t>
+      </w:r>
+      <w:r>
+        <w:t xml:space="preserve"> </w:t>
+      </w:r>
+      <w:r>
+        <w:t xml:space="preserve">misses the natural number</w:t>
+      </w:r>
+      <w:r>
+        <w:t xml:space="preserve"> </w:t>
+      </w:r>
+      <m:oMath>
+        <m:sSub>
+          <m:e>
+            <m:r>
+              <m:t>a</m:t>
+            </m:r>
+          </m:e>
+          <m:sub>
+            <m:r>
+              <m:t>1</m:t>
+            </m:r>
+          </m:sub>
+        </m:sSub>
+        <m:r>
+          <m:rPr>
+            <m:sty m:val="p"/>
+          </m:rPr>
+          <m:t>+</m:t>
+        </m:r>
+        <m:r>
+          <m:rPr>
+            <m:sty m:val="p"/>
+          </m:rPr>
+          <m:t>⋯</m:t>
+        </m:r>
+        <m:r>
+          <m:rPr>
+            <m:sty m:val="p"/>
+          </m:rPr>
+          <m:t>+</m:t>
+        </m:r>
+        <m:sSub>
+          <m:e>
+            <m:r>
+              <m:t>a</m:t>
+            </m:r>
+          </m:e>
+          <m:sub>
+            <m:r>
+              <m:t>n</m:t>
+            </m:r>
+          </m:sub>
+        </m:sSub>
+        <m:r>
+          <m:rPr>
+            <m:sty m:val="p"/>
+          </m:rPr>
+          <m:t>+</m:t>
+        </m:r>
+        <m:r>
+          <m:t>1</m:t>
+        </m:r>
+      </m:oMath>
+      <w:r>
+        <w:t xml:space="preserve">,</w:t>
+      </w:r>
+      <w:r>
+        <w:t xml:space="preserve"> </w:t>
+      </w:r>
+      <w:r>
+        <w:t xml:space="preserve">which is larger than every number in the list.</w:t>
+      </w:r>
+    </w:p>
+    <w:bookmarkEnd w:id="69"/>
+    <w:bookmarkStart w:id="70" w:name="def-infinite-set"/>
+    <w:p>
+      <w:pPr>
+        <w:pStyle w:val="FirstParagraph"/>
+      </w:pPr>
+      <w:r>
+        <w:rPr>
+          <w:b/>
+          <w:bCs/>
+        </w:rPr>
+        <w:t xml:space="preserve">Definition 24 (Infinite set)</w:t>
+      </w:r>
+      <w:r>
+        <w:t xml:space="preserve"> </w:t>
+      </w:r>
+      <w:r>
+        <w:t xml:space="preserve">A set that is not finite (</w:t>
+      </w:r>
+      <w:hyperlink w:anchor="def-finite-set">
+        <w:r>
+          <w:rPr>
+            <w:rStyle w:val="Hyperlink"/>
+          </w:rPr>
+          <w:t xml:space="preserve">Definition 22</w:t>
+        </w:r>
+      </w:hyperlink>
+      <w:r>
+        <w:t xml:space="preserve">) is</w:t>
+      </w:r>
+      <w:r>
+        <w:t xml:space="preserve"> </w:t>
+      </w:r>
+      <w:r>
+        <w:rPr>
+          <w:b/>
+          <w:bCs/>
+        </w:rPr>
+        <w:t xml:space="preserve">infinite</w:t>
+      </w:r>
+      <w:r>
+        <w:t xml:space="preserve"> </w:t>
+      </w:r>
+      <w:r>
+        <w:t xml:space="preserve">[18]</w:t>
+      </w:r>
+      <w:r>
+        <w:t xml:space="preserve">.</w:t>
+      </w:r>
+    </w:p>
+    <w:bookmarkEnd w:id="70"/>
+    <w:bookmarkStart w:id="71" w:name="def-countable-set"/>
+    <w:p>
+      <w:pPr>
+        <w:pStyle w:val="BodyText"/>
+      </w:pPr>
+      <w:r>
+        <w:rPr>
+          <w:b/>
+          <w:bCs/>
+        </w:rPr>
+        <w:t xml:space="preserve">Definition 25 (Countable set)</w:t>
+      </w:r>
+      <w:r>
+        <w:t xml:space="preserve"> </w:t>
+      </w:r>
+      <w:r>
+        <w:t xml:space="preserve">A set is</w:t>
+      </w:r>
+      <w:r>
+        <w:t xml:space="preserve"> </w:t>
+      </w:r>
+      <w:r>
+        <w:rPr>
+          <w:b/>
+          <w:bCs/>
+        </w:rPr>
+        <w:t xml:space="preserve">countable</w:t>
+      </w:r>
+      <w:r>
+        <w:t xml:space="preserve"> </w:t>
+      </w:r>
+      <w:r>
+        <w:t xml:space="preserve">[19]</w:t>
+      </w:r>
+      <w:r>
+        <w:t xml:space="preserve"> </w:t>
+      </w:r>
+      <w:r>
+        <w:t xml:space="preserve">if it is finite (</w:t>
+      </w:r>
+      <w:hyperlink w:anchor="def-finite-set">
+        <w:r>
+          <w:rPr>
+            <w:rStyle w:val="Hyperlink"/>
+          </w:rPr>
+          <w:t xml:space="preserve">Definition 22</w:t>
+        </w:r>
+      </w:hyperlink>
+      <w:r>
+        <w:t xml:space="preserve">),</w:t>
+      </w:r>
+      <w:r>
+        <w:t xml:space="preserve"> </w:t>
+      </w:r>
+      <w:r>
+        <w:t xml:space="preserve">or if its elements can be listed as a sequence (</w:t>
+      </w:r>
+      <w:hyperlink w:anchor="def-sequence">
+        <w:r>
+          <w:rPr>
+            <w:rStyle w:val="Hyperlink"/>
+          </w:rPr>
+          <w:t xml:space="preserve">Definition 17</w:t>
+        </w:r>
+      </w:hyperlink>
+      <w:r>
+        <w:t xml:space="preserve">)</w:t>
+      </w:r>
+      <w:r>
+        <w:t xml:space="preserve"> </w:t>
+      </w:r>
+      <m:oMath>
+        <m:sSub>
+          <m:e>
+            <m:r>
+              <m:t>a</m:t>
+            </m:r>
+          </m:e>
+          <m:sub>
+            <m:r>
+              <m:t>1</m:t>
+            </m:r>
+          </m:sub>
+        </m:sSub>
+        <m:r>
+          <m:rPr>
+            <m:sty m:val="p"/>
+          </m:rPr>
+          <m:t>,</m:t>
+        </m:r>
+        <m:sSub>
+          <m:e>
+            <m:r>
+              <m:t>a</m:t>
+            </m:r>
+          </m:e>
+          <m:sub>
+            <m:r>
+              <m:t>2</m:t>
+            </m:r>
+          </m:sub>
+        </m:sSub>
+        <m:r>
+          <m:rPr>
+            <m:sty m:val="p"/>
+          </m:rPr>
+          <m:t>,</m:t>
+        </m:r>
+        <m:sSub>
+          <m:e>
+            <m:r>
+              <m:t>a</m:t>
+            </m:r>
+          </m:e>
+          <m:sub>
+            <m:r>
+              <m:t>3</m:t>
+            </m:r>
+          </m:sub>
+        </m:sSub>
+        <m:r>
+          <m:rPr>
+            <m:sty m:val="p"/>
+          </m:rPr>
+          <m:t>,</m:t>
+        </m:r>
+        <m:r>
+          <m:rPr>
+            <m:sty m:val="p"/>
+          </m:rPr>
+          <m:t>…</m:t>
+        </m:r>
+      </m:oMath>
+      <w:r>
+        <w:t xml:space="preserve"> </w:t>
+      </w:r>
+      <w:r>
+        <w:t xml:space="preserve">in which every element appears.</w:t>
+      </w:r>
+    </w:p>
+    <w:bookmarkEnd w:id="71"/>
+    <w:bookmarkStart w:id="72" w:name="def-countably-infinite"/>
+    <w:p>
+      <w:pPr>
+        <w:pStyle w:val="BodyText"/>
+      </w:pPr>
+      <w:r>
+        <w:rPr>
+          <w:b/>
+          <w:bCs/>
+        </w:rPr>
+        <w:t xml:space="preserve">Definition 26 (Countably infinite set)</w:t>
+      </w:r>
+      <w:r>
+        <w:t xml:space="preserve"> </w:t>
+      </w:r>
+      <w:r>
+        <w:t xml:space="preserve">A set is</w:t>
+      </w:r>
+      <w:r>
+        <w:t xml:space="preserve"> </w:t>
+      </w:r>
+      <w:r>
+        <w:rPr>
+          <w:b/>
+          <w:bCs/>
+        </w:rPr>
+        <w:t xml:space="preserve">countably infinite</w:t>
+      </w:r>
+      <w:r>
+        <w:t xml:space="preserve"> </w:t>
+      </w:r>
+      <w:r>
+        <w:t xml:space="preserve">if it is</w:t>
+      </w:r>
+      <w:r>
+        <w:t xml:space="preserve"> </w:t>
+      </w:r>
+      <w:hyperlink w:anchor="def-countable-set">
+        <w:r>
+          <w:rPr>
+            <w:rStyle w:val="Hyperlink"/>
+          </w:rPr>
+          <w:t xml:space="preserve">countable</w:t>
+        </w:r>
+      </w:hyperlink>
+      <w:r>
+        <w:t xml:space="preserve"> </w:t>
+      </w:r>
+      <w:r>
+        <w:t xml:space="preserve">and not finite.</w:t>
+      </w:r>
+    </w:p>
+    <w:bookmarkEnd w:id="72"/>
+    <w:bookmarkStart w:id="75" w:name="exm-countable-set"/>
+    <w:p>
+      <w:pPr>
+        <w:pStyle w:val="BodyText"/>
+      </w:pPr>
+      <w:r>
+        <w:rPr>
+          <w:b/>
+          <w:bCs/>
+        </w:rPr>
+        <w:t xml:space="preserve">Example 17 (Countable and uncountable sets)</w:t>
+      </w:r>
+      <w:r>
+        <w:t xml:space="preserve"> </w:t>
+      </w:r>
+      <w:r>
+        <w:t xml:space="preserve"> </w:t>
       </w:r>
     </w:p>
     <w:p>
@@ -12449,26 +13641,9 @@
         <w:pStyle w:val="Compact"/>
         <w:numPr>
           <w:ilvl w:val="0"/>
-          <w:numId w:val="1012"/>
+          <w:numId w:val="1013"/>
         </w:numPr>
       </w:pPr>
-      <w:r>
-        <w:t xml:space="preserve">The</w:t>
-      </w:r>
-      <w:r>
-        <w:t xml:space="preserve"> </w:t>
-      </w:r>
-      <w:hyperlink r:id="rId64">
-        <w:r>
-          <w:rPr>
-            <w:rStyle w:val="Hyperlink"/>
-          </w:rPr>
-          <w:t xml:space="preserve">non-negative integers</w:t>
-        </w:r>
-      </w:hyperlink>
-      <w:r>
-        <w:t xml:space="preserve"> </w:t>
-      </w:r>
       <m:oMath>
         <m:r>
           <m:t>​</m:t>
@@ -12482,7 +13657,7 @@
           </m:dPr>
           <m:e>
             <m:r>
-              <m:t>0</m:t>
+              <m:t>1</m:t>
             </m:r>
             <m:r>
               <m:rPr>
@@ -12491,7 +13666,7 @@
               <m:t>,</m:t>
             </m:r>
             <m:r>
-              <m:t>1</m:t>
+              <m:t>2</m:t>
             </m:r>
             <m:r>
               <m:rPr>
@@ -12500,7 +13675,7 @@
               <m:t>,</m:t>
             </m:r>
             <m:r>
-              <m:t>2</m:t>
+              <m:t>3</m:t>
             </m:r>
             <m:r>
               <m:rPr>
@@ -12509,10 +13684,25 @@
               <m:t>,</m:t>
             </m:r>
             <m:r>
+              <m:t>4</m:t>
+            </m:r>
+            <m:r>
               <m:rPr>
                 <m:sty m:val="p"/>
               </m:rPr>
-              <m:t>…</m:t>
+              <m:t>,</m:t>
+            </m:r>
+            <m:r>
+              <m:t>5</m:t>
+            </m:r>
+            <m:r>
+              <m:rPr>
+                <m:sty m:val="p"/>
+              </m:rPr>
+              <m:t>,</m:t>
+            </m:r>
+            <m:r>
+              <m:t>6</m:t>
             </m:r>
           </m:e>
         </m:d>
@@ -12524,57 +13714,7 @@
         <w:t xml:space="preserve"> </w:t>
       </w:r>
       <w:r>
-        <w:t xml:space="preserve">are countably infinite:</w:t>
-      </w:r>
-      <w:r>
-        <w:t xml:space="preserve"> </w:t>
-      </w:r>
-      <w:r>
-        <w:t xml:space="preserve">the sequence</w:t>
-      </w:r>
-      <w:r>
-        <w:t xml:space="preserve"> </w:t>
-      </w:r>
-      <m:oMath>
-        <m:r>
-          <m:t>0</m:t>
-        </m:r>
-        <m:r>
-          <m:rPr>
-            <m:sty m:val="p"/>
-          </m:rPr>
-          <m:t>,</m:t>
-        </m:r>
-        <m:r>
-          <m:t>1</m:t>
-        </m:r>
-        <m:r>
-          <m:rPr>
-            <m:sty m:val="p"/>
-          </m:rPr>
-          <m:t>,</m:t>
-        </m:r>
-        <m:r>
-          <m:t>2</m:t>
-        </m:r>
-        <m:r>
-          <m:rPr>
-            <m:sty m:val="p"/>
-          </m:rPr>
-          <m:t>,</m:t>
-        </m:r>
-        <m:r>
-          <m:rPr>
-            <m:sty m:val="p"/>
-          </m:rPr>
-          <m:t>…</m:t>
-        </m:r>
-      </m:oMath>
-      <w:r>
-        <w:t xml:space="preserve"> </w:t>
-      </w:r>
-      <w:r>
-        <w:t xml:space="preserve">lists them.</w:t>
+        <w:t xml:space="preserve">is countable, because it is finite.</w:t>
       </w:r>
     </w:p>
     <w:p>
@@ -12582,7 +13722,7 @@
         <w:pStyle w:val="Compact"/>
         <w:numPr>
           <w:ilvl w:val="0"/>
-          <w:numId w:val="1012"/>
+          <w:numId w:val="1013"/>
         </w:numPr>
       </w:pPr>
       <w:r>
@@ -12591,7 +13731,140 @@
       <w:r>
         <w:t xml:space="preserve"> </w:t>
       </w:r>
-      <w:hyperlink r:id="rId65">
+      <w:hyperlink r:id="rId73">
+        <w:r>
+          <w:rPr>
+            <w:rStyle w:val="Hyperlink"/>
+          </w:rPr>
+          <w:t xml:space="preserve">non-negative integers</w:t>
+        </w:r>
+      </w:hyperlink>
+      <w:r>
+        <w:t xml:space="preserve"> </w:t>
+      </w:r>
+      <m:oMath>
+        <m:r>
+          <m:t>​</m:t>
+        </m:r>
+        <m:d>
+          <m:dPr>
+            <m:begChr m:val="{"/>
+            <m:sepChr m:val=""/>
+            <m:endChr m:val="}"/>
+            <m:grow/>
+          </m:dPr>
+          <m:e>
+            <m:r>
+              <m:t>0</m:t>
+            </m:r>
+            <m:r>
+              <m:rPr>
+                <m:sty m:val="p"/>
+              </m:rPr>
+              <m:t>,</m:t>
+            </m:r>
+            <m:r>
+              <m:t>1</m:t>
+            </m:r>
+            <m:r>
+              <m:rPr>
+                <m:sty m:val="p"/>
+              </m:rPr>
+              <m:t>,</m:t>
+            </m:r>
+            <m:r>
+              <m:t>2</m:t>
+            </m:r>
+            <m:r>
+              <m:rPr>
+                <m:sty m:val="p"/>
+              </m:rPr>
+              <m:t>,</m:t>
+            </m:r>
+            <m:r>
+              <m:rPr>
+                <m:sty m:val="p"/>
+              </m:rPr>
+              <m:t>…</m:t>
+            </m:r>
+          </m:e>
+        </m:d>
+        <m:r>
+          <m:t>​</m:t>
+        </m:r>
+      </m:oMath>
+      <w:r>
+        <w:t xml:space="preserve"> </w:t>
+      </w:r>
+      <w:r>
+        <w:t xml:space="preserve">are countably infinite:</w:t>
+      </w:r>
+      <w:r>
+        <w:t xml:space="preserve"> </w:t>
+      </w:r>
+      <w:r>
+        <w:t xml:space="preserve">the sequence</w:t>
+      </w:r>
+      <w:r>
+        <w:t xml:space="preserve"> </w:t>
+      </w:r>
+      <m:oMath>
+        <m:r>
+          <m:t>0</m:t>
+        </m:r>
+        <m:r>
+          <m:rPr>
+            <m:sty m:val="p"/>
+          </m:rPr>
+          <m:t>,</m:t>
+        </m:r>
+        <m:r>
+          <m:t>1</m:t>
+        </m:r>
+        <m:r>
+          <m:rPr>
+            <m:sty m:val="p"/>
+          </m:rPr>
+          <m:t>,</m:t>
+        </m:r>
+        <m:r>
+          <m:t>2</m:t>
+        </m:r>
+        <m:r>
+          <m:rPr>
+            <m:sty m:val="p"/>
+          </m:rPr>
+          <m:t>,</m:t>
+        </m:r>
+        <m:r>
+          <m:rPr>
+            <m:sty m:val="p"/>
+          </m:rPr>
+          <m:t>…</m:t>
+        </m:r>
+      </m:oMath>
+      <w:r>
+        <w:t xml:space="preserve"> </w:t>
+      </w:r>
+      <w:r>
+        <w:t xml:space="preserve">lists them.</w:t>
+      </w:r>
+    </w:p>
+    <w:p>
+      <w:pPr>
+        <w:pStyle w:val="Compact"/>
+        <w:numPr>
+          <w:ilvl w:val="0"/>
+          <w:numId w:val="1013"/>
+        </w:numPr>
+      </w:pPr>
+      <w:r>
+        <w:t xml:space="preserve">The</w:t>
+      </w:r>
+      <w:r>
+        <w:t xml:space="preserve"> </w:t>
+      </w:r>
+      <w:hyperlink r:id="rId74">
         <w:r>
           <w:rPr>
             <w:rStyle w:val="Hyperlink"/>
@@ -12710,8 +13983,8 @@
         <w:t xml:space="preserve">lists every one of them.</w:t>
       </w:r>
     </w:p>
-    <w:bookmarkEnd w:id="66"/>
-    <w:bookmarkStart w:id="67" w:name="thm-interval-uncountable"/>
+    <w:bookmarkEnd w:id="75"/>
+    <w:bookmarkStart w:id="76" w:name="thm-interval-uncountable"/>
     <w:p>
       <w:pPr>
         <w:pStyle w:val="FirstParagraph"/>
@@ -12779,8 +14052,8 @@
         <w:t xml:space="preserve">.</w:t>
       </w:r>
     </w:p>
-    <w:bookmarkEnd w:id="67"/>
-    <w:bookmarkStart w:id="70" w:name="rem-cantor-diagonal"/>
+    <w:bookmarkEnd w:id="76"/>
+    <w:bookmarkStart w:id="79" w:name="rem-cantor-diagonal"/>
     <w:p>
       <w:pPr>
         <w:pStyle w:val="BodyText"/>
@@ -12801,7 +14074,7 @@
       <w:r>
         <w:t xml:space="preserve"> </w:t>
       </w:r>
-      <w:hyperlink r:id="rId68">
+      <w:hyperlink r:id="rId77">
         <w:r>
           <w:rPr>
             <w:rStyle w:val="Hyperlink"/>
@@ -12897,7 +14170,7 @@
       <w:r>
         <w:t xml:space="preserve"> </w:t>
       </w:r>
-      <w:hyperlink r:id="rId69">
+      <w:hyperlink r:id="rId78">
         <w:r>
           <w:rPr>
             <w:rStyle w:val="Hyperlink"/>
@@ -13001,7 +14274,7 @@
         <w:t xml:space="preserve"> </w:t>
       </w:r>
       <w:r>
-        <w:t xml:space="preserve">[18]</w:t>
+        <w:t xml:space="preserve">[20]</w:t>
       </w:r>
       <w:r>
         <w:t xml:space="preserve">.</w:t>
@@ -13222,9 +14495,9 @@
         <w:t xml:space="preserve">and from the third in the third digit.</w:t>
       </w:r>
     </w:p>
-    <w:bookmarkEnd w:id="70"/>
-    <w:bookmarkEnd w:id="71"/>
-    <w:bookmarkStart w:id="109" w:name="references"/>
+    <w:bookmarkEnd w:id="79"/>
+    <w:bookmarkEnd w:id="80"/>
+    <w:bookmarkStart w:id="122" w:name="references"/>
     <w:p>
       <w:pPr>
         <w:pStyle w:val="Heading2"/>
@@ -13233,8 +14506,8 @@
         <w:t xml:space="preserve">References</w:t>
       </w:r>
     </w:p>
-    <w:bookmarkStart w:id="108" w:name="refs"/>
-    <w:bookmarkStart w:id="73" w:name="ref-wikipedia_function_mathematics"/>
+    <w:bookmarkStart w:id="121" w:name="refs"/>
+    <w:bookmarkStart w:id="82" w:name="ref-wikipedia_function_mathematics"/>
     <w:p>
       <w:pPr>
         <w:pStyle w:val="Bibliography"/>
@@ -13281,7 +14554,7 @@
       <w:r>
         <w:t xml:space="preserve"> </w:t>
       </w:r>
-      <w:hyperlink r:id="rId72">
+      <w:hyperlink r:id="rId81">
         <w:r>
           <w:rPr>
             <w:rStyle w:val="Hyperlink"/>
@@ -13290,8 +14563,8 @@
         </w:r>
       </w:hyperlink>
     </w:p>
-    <w:bookmarkEnd w:id="73"/>
-    <w:bookmarkStart w:id="75" w:name="ref-wikipedia_binary_relation"/>
+    <w:bookmarkEnd w:id="82"/>
+    <w:bookmarkStart w:id="84" w:name="ref-wikipedia_binary_relation"/>
     <w:p>
       <w:pPr>
         <w:pStyle w:val="Bibliography"/>
@@ -13338,7 +14611,7 @@
       <w:r>
         <w:t xml:space="preserve"> </w:t>
       </w:r>
-      <w:hyperlink r:id="rId74">
+      <w:hyperlink r:id="rId83">
         <w:r>
           <w:rPr>
             <w:rStyle w:val="Hyperlink"/>
@@ -13347,8 +14620,8 @@
         </w:r>
       </w:hyperlink>
     </w:p>
-    <w:bookmarkEnd w:id="75"/>
-    <w:bookmarkStart w:id="77" w:name="ref-wikipedia_domain_of_a_function"/>
+    <w:bookmarkEnd w:id="84"/>
+    <w:bookmarkStart w:id="86" w:name="ref-wikipedia_domain_of_a_function"/>
     <w:p>
       <w:pPr>
         <w:pStyle w:val="Bibliography"/>
@@ -13395,7 +14668,7 @@
       <w:r>
         <w:t xml:space="preserve"> </w:t>
       </w:r>
-      <w:hyperlink r:id="rId76">
+      <w:hyperlink r:id="rId85">
         <w:r>
           <w:rPr>
             <w:rStyle w:val="Hyperlink"/>
@@ -13404,8 +14677,8 @@
         </w:r>
       </w:hyperlink>
     </w:p>
-    <w:bookmarkEnd w:id="77"/>
-    <w:bookmarkStart w:id="79" w:name="ref-wikipedia_codomain"/>
+    <w:bookmarkEnd w:id="86"/>
+    <w:bookmarkStart w:id="88" w:name="ref-wikipedia_codomain"/>
     <w:p>
       <w:pPr>
         <w:pStyle w:val="Bibliography"/>
@@ -13452,7 +14725,7 @@
       <w:r>
         <w:t xml:space="preserve"> </w:t>
       </w:r>
-      <w:hyperlink r:id="rId78">
+      <w:hyperlink r:id="rId87">
         <w:r>
           <w:rPr>
             <w:rStyle w:val="Hyperlink"/>
@@ -13461,8 +14734,8 @@
         </w:r>
       </w:hyperlink>
     </w:p>
-    <w:bookmarkEnd w:id="79"/>
-    <w:bookmarkStart w:id="81" w:name="ref-wikipedia_image_mathematics"/>
+    <w:bookmarkEnd w:id="88"/>
+    <w:bookmarkStart w:id="90" w:name="ref-wikipedia_image_mathematics"/>
     <w:p>
       <w:pPr>
         <w:pStyle w:val="Bibliography"/>
@@ -13509,7 +14782,7 @@
       <w:r>
         <w:t xml:space="preserve"> </w:t>
       </w:r>
-      <w:hyperlink r:id="rId80">
+      <w:hyperlink r:id="rId89">
         <w:r>
           <w:rPr>
             <w:rStyle w:val="Hyperlink"/>
@@ -13518,8 +14791,8 @@
         </w:r>
       </w:hyperlink>
     </w:p>
-    <w:bookmarkEnd w:id="81"/>
-    <w:bookmarkStart w:id="83" w:name="ref-wikipedia_range_of_a_function"/>
+    <w:bookmarkEnd w:id="90"/>
+    <w:bookmarkStart w:id="92" w:name="ref-wikipedia_range_of_a_function"/>
     <w:p>
       <w:pPr>
         <w:pStyle w:val="Bibliography"/>
@@ -13566,7 +14839,7 @@
       <w:r>
         <w:t xml:space="preserve"> </w:t>
       </w:r>
-      <w:hyperlink r:id="rId82">
+      <w:hyperlink r:id="rId91">
         <w:r>
           <w:rPr>
             <w:rStyle w:val="Hyperlink"/>
@@ -13575,8 +14848,8 @@
         </w:r>
       </w:hyperlink>
     </w:p>
-    <w:bookmarkEnd w:id="83"/>
-    <w:bookmarkStart w:id="85" w:name="ref-wikipedia_graph_of_a_function"/>
+    <w:bookmarkEnd w:id="92"/>
+    <w:bookmarkStart w:id="94" w:name="ref-wikipedia_graph_of_a_function"/>
     <w:p>
       <w:pPr>
         <w:pStyle w:val="Bibliography"/>
@@ -13623,7 +14896,7 @@
       <w:r>
         <w:t xml:space="preserve"> </w:t>
       </w:r>
-      <w:hyperlink r:id="rId84">
+      <w:hyperlink r:id="rId93">
         <w:r>
           <w:rPr>
             <w:rStyle w:val="Hyperlink"/>
@@ -13632,8 +14905,8 @@
         </w:r>
       </w:hyperlink>
     </w:p>
-    <w:bookmarkEnd w:id="85"/>
-    <w:bookmarkStart w:id="87" w:name="ref-halmos1974naive"/>
+    <w:bookmarkEnd w:id="94"/>
+    <w:bookmarkStart w:id="96" w:name="ref-halmos1974naive"/>
     <w:p>
       <w:pPr>
         <w:pStyle w:val="Bibliography"/>
@@ -13666,7 +14939,7 @@
       <w:r>
         <w:t xml:space="preserve"> </w:t>
       </w:r>
-      <w:hyperlink r:id="rId86">
+      <w:hyperlink r:id="rId95">
         <w:r>
           <w:rPr>
             <w:rStyle w:val="Hyperlink"/>
@@ -13678,8 +14951,8 @@
         <w:t xml:space="preserve">.</w:t>
       </w:r>
     </w:p>
-    <w:bookmarkEnd w:id="87"/>
-    <w:bookmarkStart w:id="89" w:name="ref-wikipedia_function_composition"/>
+    <w:bookmarkEnd w:id="96"/>
+    <w:bookmarkStart w:id="98" w:name="ref-wikipedia_function_composition"/>
     <w:p>
       <w:pPr>
         <w:pStyle w:val="Bibliography"/>
@@ -13726,7 +14999,7 @@
       <w:r>
         <w:t xml:space="preserve"> </w:t>
       </w:r>
-      <w:hyperlink r:id="rId88">
+      <w:hyperlink r:id="rId97">
         <w:r>
           <w:rPr>
             <w:rStyle w:val="Hyperlink"/>
@@ -13735,8 +15008,8 @@
         </w:r>
       </w:hyperlink>
     </w:p>
-    <w:bookmarkEnd w:id="89"/>
-    <w:bookmarkStart w:id="91" w:name="ref-wikipedia_inverse_function"/>
+    <w:bookmarkEnd w:id="98"/>
+    <w:bookmarkStart w:id="100" w:name="ref-wikipedia_inverse_function"/>
     <w:p>
       <w:pPr>
         <w:pStyle w:val="Bibliography"/>
@@ -13783,7 +15056,7 @@
       <w:r>
         <w:t xml:space="preserve"> </w:t>
       </w:r>
-      <w:hyperlink r:id="rId90">
+      <w:hyperlink r:id="rId99">
         <w:r>
           <w:rPr>
             <w:rStyle w:val="Hyperlink"/>
@@ -13792,8 +15065,8 @@
         </w:r>
       </w:hyperlink>
     </w:p>
-    <w:bookmarkEnd w:id="91"/>
-    <w:bookmarkStart w:id="93" w:name="ref-wikipedia_operator_mathematics"/>
+    <w:bookmarkEnd w:id="100"/>
+    <w:bookmarkStart w:id="102" w:name="ref-wikipedia_operator_mathematics"/>
     <w:p>
       <w:pPr>
         <w:pStyle w:val="Bibliography"/>
@@ -13840,7 +15113,7 @@
       <w:r>
         <w:t xml:space="preserve"> </w:t>
       </w:r>
-      <w:hyperlink r:id="rId92">
+      <w:hyperlink r:id="rId101">
         <w:r>
           <w:rPr>
             <w:rStyle w:val="Hyperlink"/>
@@ -13849,8 +15122,8 @@
         </w:r>
       </w:hyperlink>
     </w:p>
-    <w:bookmarkEnd w:id="93"/>
-    <w:bookmarkStart w:id="95" w:name="ref-wikipedia_functional_mathematics"/>
+    <w:bookmarkEnd w:id="102"/>
+    <w:bookmarkStart w:id="104" w:name="ref-wikipedia_functional_mathematics"/>
     <w:p>
       <w:pPr>
         <w:pStyle w:val="Bibliography"/>
@@ -13897,7 +15170,7 @@
       <w:r>
         <w:t xml:space="preserve"> </w:t>
       </w:r>
-      <w:hyperlink r:id="rId94">
+      <w:hyperlink r:id="rId103">
         <w:r>
           <w:rPr>
             <w:rStyle w:val="Hyperlink"/>
@@ -13906,8 +15179,8 @@
         </w:r>
       </w:hyperlink>
     </w:p>
-    <w:bookmarkEnd w:id="95"/>
-    <w:bookmarkStart w:id="97" w:name="ref-wikipedia_sequence"/>
+    <w:bookmarkEnd w:id="104"/>
+    <w:bookmarkStart w:id="106" w:name="ref-wikipedia_sequence"/>
     <w:p>
       <w:pPr>
         <w:pStyle w:val="Bibliography"/>
@@ -13954,7 +15227,7 @@
       <w:r>
         <w:t xml:space="preserve"> </w:t>
       </w:r>
-      <w:hyperlink r:id="rId96">
+      <w:hyperlink r:id="rId105">
         <w:r>
           <w:rPr>
             <w:rStyle w:val="Hyperlink"/>
@@ -13963,8 +15236,8 @@
         </w:r>
       </w:hyperlink>
     </w:p>
-    <w:bookmarkEnd w:id="97"/>
-    <w:bookmarkStart w:id="99" w:name="ref-wikipedia_finite_set"/>
+    <w:bookmarkEnd w:id="106"/>
+    <w:bookmarkStart w:id="108" w:name="ref-wikipedia_closure_mathematics"/>
     <w:p>
       <w:pPr>
         <w:pStyle w:val="Bibliography"/>
@@ -13985,6 +15258,120 @@
         <w:t xml:space="preserve"> </w:t>
       </w:r>
       <w:r>
+        <w:t xml:space="preserve">“Closure (mathematics) —</w:t>
+      </w:r>
+      <w:r>
+        <w:t xml:space="preserve"> </w:t>
+      </w:r>
+      <w:r>
+        <w:t xml:space="preserve">Wikipedia</w:t>
+      </w:r>
+      <w:r>
+        <w:t xml:space="preserve">,</w:t>
+      </w:r>
+      <w:r>
+        <w:t xml:space="preserve"> </w:t>
+      </w:r>
+      <w:r>
+        <w:t xml:space="preserve">the free encyclopedia.”</w:t>
+      </w:r>
+      <w:r>
+        <w:t xml:space="preserve"> </w:t>
+      </w:r>
+      <w:r>
+        <w:t xml:space="preserve">2026. Available:</w:t>
+      </w:r>
+      <w:r>
+        <w:t xml:space="preserve"> </w:t>
+      </w:r>
+      <w:hyperlink r:id="rId107">
+        <w:r>
+          <w:rPr>
+            <w:rStyle w:val="Hyperlink"/>
+          </w:rPr>
+          <w:t xml:space="preserve">https://en.wikipedia.org/wiki/Closure_(mathematics)</w:t>
+        </w:r>
+      </w:hyperlink>
+    </w:p>
+    <w:bookmarkEnd w:id="108"/>
+    <w:bookmarkStart w:id="110" w:name="ref-wikipedia_logistic_function"/>
+    <w:p>
+      <w:pPr>
+        <w:pStyle w:val="Bibliography"/>
+      </w:pPr>
+      <w:r>
+        <w:t xml:space="preserve">[15]</w:t>
+      </w:r>
+      <w:r>
+        <w:t xml:space="preserve"> </w:t>
+      </w:r>
+      <w:r>
+        <w:t xml:space="preserve">	</w:t>
+      </w:r>
+      <w:r>
+        <w:t xml:space="preserve">Wikipedia contributors,</w:t>
+      </w:r>
+      <w:r>
+        <w:t xml:space="preserve"> </w:t>
+      </w:r>
+      <w:r>
+        <w:t xml:space="preserve">“Logistic function —</w:t>
+      </w:r>
+      <w:r>
+        <w:t xml:space="preserve"> </w:t>
+      </w:r>
+      <w:r>
+        <w:t xml:space="preserve">Wikipedia</w:t>
+      </w:r>
+      <w:r>
+        <w:t xml:space="preserve">,</w:t>
+      </w:r>
+      <w:r>
+        <w:t xml:space="preserve"> </w:t>
+      </w:r>
+      <w:r>
+        <w:t xml:space="preserve">the free encyclopedia.”</w:t>
+      </w:r>
+      <w:r>
+        <w:t xml:space="preserve"> </w:t>
+      </w:r>
+      <w:r>
+        <w:t xml:space="preserve">2026. Available:</w:t>
+      </w:r>
+      <w:r>
+        <w:t xml:space="preserve"> </w:t>
+      </w:r>
+      <w:hyperlink r:id="rId109">
+        <w:r>
+          <w:rPr>
+            <w:rStyle w:val="Hyperlink"/>
+          </w:rPr>
+          <w:t xml:space="preserve">https://en.wikipedia.org/wiki/Logistic_function</w:t>
+        </w:r>
+      </w:hyperlink>
+    </w:p>
+    <w:bookmarkEnd w:id="110"/>
+    <w:bookmarkStart w:id="112" w:name="ref-wikipedia_finite_set"/>
+    <w:p>
+      <w:pPr>
+        <w:pStyle w:val="Bibliography"/>
+      </w:pPr>
+      <w:r>
+        <w:t xml:space="preserve">[16]</w:t>
+      </w:r>
+      <w:r>
+        <w:t xml:space="preserve"> </w:t>
+      </w:r>
+      <w:r>
+        <w:t xml:space="preserve">	</w:t>
+      </w:r>
+      <w:r>
+        <w:t xml:space="preserve">Wikipedia contributors,</w:t>
+      </w:r>
+      <w:r>
+        <w:t xml:space="preserve"> </w:t>
+      </w:r>
+      <w:r>
         <w:t xml:space="preserve">“Finite set —</w:t>
       </w:r>
       <w:r>
@@ -14011,7 +15398,7 @@
       <w:r>
         <w:t xml:space="preserve"> </w:t>
       </w:r>
-      <w:hyperlink r:id="rId98">
+      <w:hyperlink r:id="rId111">
         <w:r>
           <w:rPr>
             <w:rStyle w:val="Hyperlink"/>
@@ -14020,14 +15407,14 @@
         </w:r>
       </w:hyperlink>
     </w:p>
-    <w:bookmarkEnd w:id="99"/>
-    <w:bookmarkStart w:id="101" w:name="ref-wikipedia_cardinality"/>
+    <w:bookmarkEnd w:id="112"/>
+    <w:bookmarkStart w:id="114" w:name="ref-wikipedia_cardinality"/>
     <w:p>
       <w:pPr>
         <w:pStyle w:val="Bibliography"/>
       </w:pPr>
       <w:r>
-        <w:t xml:space="preserve">[15]</w:t>
+        <w:t xml:space="preserve">[17]</w:t>
       </w:r>
       <w:r>
         <w:t xml:space="preserve"> </w:t>
@@ -14068,7 +15455,7 @@
       <w:r>
         <w:t xml:space="preserve"> </w:t>
       </w:r>
-      <w:hyperlink r:id="rId100">
+      <w:hyperlink r:id="rId113">
         <w:r>
           <w:rPr>
             <w:rStyle w:val="Hyperlink"/>
@@ -14077,14 +15464,14 @@
         </w:r>
       </w:hyperlink>
     </w:p>
-    <w:bookmarkEnd w:id="101"/>
-    <w:bookmarkStart w:id="103" w:name="ref-wikipedia_infinite_set"/>
+    <w:bookmarkEnd w:id="114"/>
+    <w:bookmarkStart w:id="116" w:name="ref-wikipedia_infinite_set"/>
     <w:p>
       <w:pPr>
         <w:pStyle w:val="Bibliography"/>
       </w:pPr>
       <w:r>
-        <w:t xml:space="preserve">[16]</w:t>
+        <w:t xml:space="preserve">[18]</w:t>
       </w:r>
       <w:r>
         <w:t xml:space="preserve"> </w:t>
@@ -14125,7 +15512,7 @@
       <w:r>
         <w:t xml:space="preserve"> </w:t>
       </w:r>
-      <w:hyperlink r:id="rId102">
+      <w:hyperlink r:id="rId115">
         <w:r>
           <w:rPr>
             <w:rStyle w:val="Hyperlink"/>
@@ -14134,14 +15521,14 @@
         </w:r>
       </w:hyperlink>
     </w:p>
-    <w:bookmarkEnd w:id="103"/>
-    <w:bookmarkStart w:id="105" w:name="ref-wikipedia_countable_set"/>
+    <w:bookmarkEnd w:id="116"/>
+    <w:bookmarkStart w:id="118" w:name="ref-wikipedia_countable_set"/>
     <w:p>
       <w:pPr>
         <w:pStyle w:val="Bibliography"/>
       </w:pPr>
       <w:r>
-        <w:t xml:space="preserve">[17]</w:t>
+        <w:t xml:space="preserve">[19]</w:t>
       </w:r>
       <w:r>
         <w:t xml:space="preserve"> </w:t>
@@ -14182,7 +15569,7 @@
       <w:r>
         <w:t xml:space="preserve"> </w:t>
       </w:r>
-      <w:hyperlink r:id="rId104">
+      <w:hyperlink r:id="rId117">
         <w:r>
           <w:rPr>
             <w:rStyle w:val="Hyperlink"/>
@@ -14191,14 +15578,14 @@
         </w:r>
       </w:hyperlink>
     </w:p>
-    <w:bookmarkEnd w:id="105"/>
-    <w:bookmarkStart w:id="107" w:name="ref-wikipedia_cantors_diagonal_argument"/>
+    <w:bookmarkEnd w:id="118"/>
+    <w:bookmarkStart w:id="120" w:name="ref-wikipedia_cantors_diagonal_argument"/>
     <w:p>
       <w:pPr>
         <w:pStyle w:val="Bibliography"/>
       </w:pPr>
       <w:r>
-        <w:t xml:space="preserve">[18]</w:t>
+        <w:t xml:space="preserve">[20]</w:t>
       </w:r>
       <w:r>
         <w:t xml:space="preserve"> </w:t>
@@ -14239,7 +15626,7 @@
       <w:r>
         <w:t xml:space="preserve"> </w:t>
       </w:r>
-      <w:hyperlink r:id="rId106">
+      <w:hyperlink r:id="rId119">
         <w:r>
           <w:rPr>
             <w:rStyle w:val="Hyperlink"/>
@@ -14248,9 +15635,9 @@
         </w:r>
       </w:hyperlink>
     </w:p>
-    <w:bookmarkEnd w:id="107"/>
-    <w:bookmarkEnd w:id="108"/>
-    <w:bookmarkEnd w:id="109"/>
+    <w:bookmarkEnd w:id="120"/>
+    <w:bookmarkEnd w:id="121"/>
+    <w:bookmarkEnd w:id="122"/>
     <w:sectPr>
       <w:footnotePr>
         <w:numRestart w:val="eachSect"/>
@@ -14613,6 +16000,9 @@
     <w:abstractNumId w:val="991"/>
   </w:num>
   <w:num w:numId="1012">
+    <w:abstractNumId w:val="991"/>
+  </w:num>
+  <w:num w:numId="1013">
     <w:abstractNumId w:val="991"/>
   </w:num>
 </w:numbering>
